--- a/docs/예창패 실제 제풀용/claudecode/2026년 예비창업패키지 사업계획서_페르소닉AI_보충자료.docx
+++ b/docs/예창패 실제 제풀용/claudecode/2026년 예비창업패키지 사업계획서_페르소닉AI_보충자료.docx
@@ -46,7 +46,7 @@
     <w:p>
       <w:r>
         <w:pict w14:anchorId="2DAB9F4D">
-          <v:rect id="_x0000_i1068" style="width:0;height:1.5pt" o:hralign="center" o:bullet="t" o:hrstd="t" o:hr="t"/>
+          <v:rect id="_x0000_i1026" style="width:0;height:1.5pt" o:hralign="center" o:bullet="t" o:hrstd="t" o:hr="t"/>
         </w:pict>
       </w:r>
     </w:p>
@@ -644,57 +644,65 @@
             </w:tcBorders>
           </w:tcPr>
           <w:p>
+            <w:proofErr w:type="spellStart"/>
             <w:r>
               <w:t>세그먼트</w:t>
             </w:r>
-          </w:p>
-        </w:tc>
-        <w:tc>
-          <w:tcPr>
-            <w:tcW w:w="0" w:type="auto"/>
-            <w:tcBorders>
-              <w:top w:val="single" w:sz="8" w:space="0" w:color="000000"/>
-              <w:left w:val="single" w:sz="8" w:space="0" w:color="000000"/>
-              <w:bottom w:val="single" w:sz="8" w:space="0" w:color="000000"/>
-              <w:right w:val="single" w:sz="8" w:space="0" w:color="000000"/>
-            </w:tcBorders>
-          </w:tcPr>
-          <w:p>
+            <w:proofErr w:type="spellEnd"/>
+          </w:p>
+        </w:tc>
+        <w:tc>
+          <w:tcPr>
+            <w:tcW w:w="0" w:type="auto"/>
+            <w:tcBorders>
+              <w:top w:val="single" w:sz="8" w:space="0" w:color="000000"/>
+              <w:left w:val="single" w:sz="8" w:space="0" w:color="000000"/>
+              <w:bottom w:val="single" w:sz="8" w:space="0" w:color="000000"/>
+              <w:right w:val="single" w:sz="8" w:space="0" w:color="000000"/>
+            </w:tcBorders>
+          </w:tcPr>
+          <w:p>
+            <w:proofErr w:type="spellStart"/>
             <w:r>
               <w:t>규모</w:t>
             </w:r>
-          </w:p>
-        </w:tc>
-        <w:tc>
-          <w:tcPr>
-            <w:tcW w:w="0" w:type="auto"/>
-            <w:tcBorders>
-              <w:top w:val="single" w:sz="8" w:space="0" w:color="000000"/>
-              <w:left w:val="single" w:sz="8" w:space="0" w:color="000000"/>
-              <w:bottom w:val="single" w:sz="8" w:space="0" w:color="000000"/>
-              <w:right w:val="single" w:sz="8" w:space="0" w:color="000000"/>
-            </w:tcBorders>
-          </w:tcPr>
-          <w:p>
+            <w:proofErr w:type="spellEnd"/>
+          </w:p>
+        </w:tc>
+        <w:tc>
+          <w:tcPr>
+            <w:tcW w:w="0" w:type="auto"/>
+            <w:tcBorders>
+              <w:top w:val="single" w:sz="8" w:space="0" w:color="000000"/>
+              <w:left w:val="single" w:sz="8" w:space="0" w:color="000000"/>
+              <w:bottom w:val="single" w:sz="8" w:space="0" w:color="000000"/>
+              <w:right w:val="single" w:sz="8" w:space="0" w:color="000000"/>
+            </w:tcBorders>
+          </w:tcPr>
+          <w:p>
+            <w:proofErr w:type="spellStart"/>
             <w:r>
               <w:t>성장률</w:t>
             </w:r>
-          </w:p>
-        </w:tc>
-        <w:tc>
-          <w:tcPr>
-            <w:tcW w:w="0" w:type="auto"/>
-            <w:tcBorders>
-              <w:top w:val="single" w:sz="8" w:space="0" w:color="000000"/>
-              <w:left w:val="single" w:sz="8" w:space="0" w:color="000000"/>
-              <w:bottom w:val="single" w:sz="8" w:space="0" w:color="000000"/>
-              <w:right w:val="single" w:sz="8" w:space="0" w:color="000000"/>
-            </w:tcBorders>
-          </w:tcPr>
-          <w:p>
+            <w:proofErr w:type="spellEnd"/>
+          </w:p>
+        </w:tc>
+        <w:tc>
+          <w:tcPr>
+            <w:tcW w:w="0" w:type="auto"/>
+            <w:tcBorders>
+              <w:top w:val="single" w:sz="8" w:space="0" w:color="000000"/>
+              <w:left w:val="single" w:sz="8" w:space="0" w:color="000000"/>
+              <w:bottom w:val="single" w:sz="8" w:space="0" w:color="000000"/>
+              <w:right w:val="single" w:sz="8" w:space="0" w:color="000000"/>
+            </w:tcBorders>
+          </w:tcPr>
+          <w:p>
+            <w:proofErr w:type="spellStart"/>
             <w:r>
               <w:t>출처</w:t>
             </w:r>
+            <w:proofErr w:type="spellEnd"/>
           </w:p>
         </w:tc>
       </w:tr>
@@ -863,8 +871,17 @@
                 <w:b/>
                 <w:bCs/>
               </w:rPr>
-              <w:t>TAM 합계</w:t>
-            </w:r>
+              <w:t xml:space="preserve">TAM </w:t>
+            </w:r>
+            <w:proofErr w:type="spellStart"/>
+            <w:r>
+              <w:rPr>
+                <w:b/>
+                <w:bCs/>
+              </w:rPr>
+              <w:t>합계</w:t>
+            </w:r>
+            <w:proofErr w:type="spellEnd"/>
           </w:p>
         </w:tc>
         <w:tc>
@@ -1037,9 +1054,11 @@
             </w:tcBorders>
           </w:tcPr>
           <w:p>
+            <w:proofErr w:type="spellStart"/>
             <w:r>
               <w:t>세그먼트</w:t>
             </w:r>
+            <w:proofErr w:type="spellEnd"/>
           </w:p>
         </w:tc>
         <w:tc>
@@ -1072,9 +1091,11 @@
             <w:pPr>
               <w:jc w:val="center"/>
             </w:pPr>
+            <w:proofErr w:type="spellStart"/>
             <w:r>
               <w:t>침투율</w:t>
             </w:r>
+            <w:proofErr w:type="spellEnd"/>
           </w:p>
         </w:tc>
         <w:tc>
@@ -1104,9 +1125,11 @@
             </w:tcBorders>
           </w:tcPr>
           <w:p>
+            <w:proofErr w:type="spellStart"/>
             <w:r>
               <w:t>근거</w:t>
             </w:r>
+            <w:proofErr w:type="spellEnd"/>
           </w:p>
         </w:tc>
       </w:tr>
@@ -1122,8 +1145,21 @@
             </w:tcBorders>
           </w:tcPr>
           <w:p>
-            <w:r>
-              <w:t>온라인 설문 SW</w:t>
+            <w:proofErr w:type="spellStart"/>
+            <w:r>
+              <w:t>온라인</w:t>
+            </w:r>
+            <w:proofErr w:type="spellEnd"/>
+            <w:r>
+              <w:t xml:space="preserve"> </w:t>
+            </w:r>
+            <w:proofErr w:type="spellStart"/>
+            <w:r>
+              <w:t>설문</w:t>
+            </w:r>
+            <w:proofErr w:type="spellEnd"/>
+            <w:r>
+              <w:t xml:space="preserve"> SW</w:t>
             </w:r>
           </w:p>
         </w:tc>
@@ -1189,8 +1225,13 @@
             </w:tcBorders>
           </w:tcPr>
           <w:p>
-            <w:r>
-              <w:t>아래 ①</w:t>
+            <w:proofErr w:type="spellStart"/>
+            <w:r>
+              <w:t>아래</w:t>
+            </w:r>
+            <w:proofErr w:type="spellEnd"/>
+            <w:r>
+              <w:t xml:space="preserve"> ①</w:t>
             </w:r>
           </w:p>
         </w:tc>
@@ -1208,7 +1249,15 @@
           </w:tcPr>
           <w:p>
             <w:r>
-              <w:t>UX 리서치 SW</w:t>
+              <w:t xml:space="preserve">UX </w:t>
+            </w:r>
+            <w:proofErr w:type="spellStart"/>
+            <w:r>
+              <w:t>리서치</w:t>
+            </w:r>
+            <w:proofErr w:type="spellEnd"/>
+            <w:r>
+              <w:t xml:space="preserve"> SW</w:t>
             </w:r>
           </w:p>
         </w:tc>
@@ -1274,8 +1323,13 @@
             </w:tcBorders>
           </w:tcPr>
           <w:p>
-            <w:r>
-              <w:t>아래 ②</w:t>
+            <w:proofErr w:type="spellStart"/>
+            <w:r>
+              <w:t>아래</w:t>
+            </w:r>
+            <w:proofErr w:type="spellEnd"/>
+            <w:r>
+              <w:t xml:space="preserve"> ②</w:t>
             </w:r>
           </w:p>
         </w:tc>
@@ -1401,8 +1455,26 @@
           <w:numId w:val="15"/>
         </w:numPr>
       </w:pPr>
-      <w:r>
-        <w:t>보수적(0.5%): $4.6M~$8.3M(약 68.5~123.5억원)</w:t>
+      <w:proofErr w:type="spellStart"/>
+      <w:proofErr w:type="gramStart"/>
+      <w:r>
+        <w:t>보수적</w:t>
+      </w:r>
+      <w:proofErr w:type="spellEnd"/>
+      <w:r>
+        <w:t>(</w:t>
+      </w:r>
+      <w:proofErr w:type="gramEnd"/>
+      <w:r>
+        <w:t>0.5%): $</w:t>
+      </w:r>
+      <w:proofErr w:type="gramStart"/>
+      <w:r>
+        <w:t>4.6M~$8.3M</w:t>
+      </w:r>
+      <w:proofErr w:type="gramEnd"/>
+      <w:r>
+        <w:t>(약 68.5~123.5억원)</w:t>
       </w:r>
     </w:p>
     <w:p>
@@ -1412,8 +1484,26 @@
           <w:numId w:val="15"/>
         </w:numPr>
       </w:pPr>
-      <w:r>
-        <w:t>기준(1.0%): $9.1M~$16.5M(약 135.4~245.5억원)</w:t>
+      <w:proofErr w:type="spellStart"/>
+      <w:proofErr w:type="gramStart"/>
+      <w:r>
+        <w:t>기준</w:t>
+      </w:r>
+      <w:proofErr w:type="spellEnd"/>
+      <w:r>
+        <w:t>(</w:t>
+      </w:r>
+      <w:proofErr w:type="gramEnd"/>
+      <w:r>
+        <w:t>1.0%): $9.1M~$16.5</w:t>
+      </w:r>
+      <w:proofErr w:type="gramStart"/>
+      <w:r>
+        <w:t>M(</w:t>
+      </w:r>
+      <w:proofErr w:type="gramEnd"/>
+      <w:r>
+        <w:t>약 135.4~245.5억원)</w:t>
       </w:r>
     </w:p>
     <w:p>
@@ -1546,27 +1636,79 @@
           <w:numId w:val="17"/>
         </w:numPr>
       </w:pPr>
-      <w:r>
-        <w:t xml:space="preserve">한국 UX 리서치 소프트웨어 시장은 $3~11M </w:t>
-      </w:r>
+      <w:proofErr w:type="spellStart"/>
+      <w:r>
+        <w:t>한국</w:t>
+      </w:r>
+      <w:proofErr w:type="spellEnd"/>
+      <w:r>
+        <w:t xml:space="preserve"> UX </w:t>
+      </w:r>
+      <w:proofErr w:type="spellStart"/>
+      <w:r>
+        <w:t>리서치</w:t>
+      </w:r>
+      <w:proofErr w:type="spellEnd"/>
+      <w:r>
+        <w:t xml:space="preserve"> </w:t>
+      </w:r>
+      <w:proofErr w:type="spellStart"/>
+      <w:r>
+        <w:t>소프트웨어</w:t>
+      </w:r>
+      <w:proofErr w:type="spellEnd"/>
+      <w:r>
+        <w:t xml:space="preserve"> </w:t>
+      </w:r>
+      <w:proofErr w:type="spellStart"/>
+      <w:r>
+        <w:t>시장은</w:t>
+      </w:r>
+      <w:proofErr w:type="spellEnd"/>
+      <w:r>
+        <w:t xml:space="preserve"> $3~11M </w:t>
+      </w:r>
+      <w:proofErr w:type="spellStart"/>
       <w:proofErr w:type="gramStart"/>
       <w:r>
-        <w:t>수준(</w:t>
-      </w:r>
+        <w:t>수준</w:t>
+      </w:r>
+      <w:proofErr w:type="spellEnd"/>
+      <w:r>
+        <w:t>(</w:t>
+      </w:r>
+      <w:proofErr w:type="spellStart"/>
       <w:proofErr w:type="gramEnd"/>
       <w:r>
-        <w:t>WantStats $2.9M, Cognitive Market Research $10.9</w:t>
+        <w:t>WantStats</w:t>
+      </w:r>
+      <w:proofErr w:type="spellEnd"/>
+      <w:r>
+        <w:t xml:space="preserve"> $2.9M, Cognitive Market Research $10.9</w:t>
       </w:r>
       <w:proofErr w:type="gramStart"/>
       <w:r>
-        <w:t>M)으로</w:t>
-      </w:r>
+        <w:t>M)</w:t>
+      </w:r>
+      <w:proofErr w:type="spellStart"/>
+      <w:r>
+        <w:t>으로</w:t>
+      </w:r>
+      <w:proofErr w:type="spellEnd"/>
       <w:proofErr w:type="gramEnd"/>
       <w:r>
-        <w:t xml:space="preserve"> 글로벌의 1~2%밖에 안 </w:t>
+        <w:t xml:space="preserve"> </w:t>
       </w:r>
       <w:proofErr w:type="spellStart"/>
       <w:r>
+        <w:t>글로벌의</w:t>
+      </w:r>
+      <w:proofErr w:type="spellEnd"/>
+      <w:r>
+        <w:t xml:space="preserve"> 1~2%밖에 안 </w:t>
+      </w:r>
+      <w:proofErr w:type="spellStart"/>
+      <w:r>
         <w:t>된다</w:t>
       </w:r>
       <w:proofErr w:type="spellEnd"/>
@@ -1575,7 +1717,7 @@
       </w:r>
       <w:r>
         <w:pict w14:anchorId="2C0B1967">
-          <v:rect id="_x0000_i1069" style="width:0;height:1.5pt" o:hralign="center" o:hrstd="t" o:hr="t"/>
+          <v:rect id="_x0000_i1027" style="width:0;height:1.5pt" o:hralign="center" o:hrstd="t" o:hr="t"/>
         </w:pict>
       </w:r>
     </w:p>
@@ -1597,21 +1739,24 @@
       </w:r>
       <w:r>
         <w:rPr>
-          <w:lang w:eastAsia="ko-KR"/>
-        </w:rPr>
-        <w:t>단위</w:t>
-      </w:r>
-      <w:r>
-        <w:rPr>
+          <w:rFonts w:eastAsia="맑은 고딕" w:hint="eastAsia"/>
+          <w:lang w:eastAsia="ko-KR"/>
+        </w:rPr>
+        <w:t>매출</w:t>
+      </w:r>
+      <w:r>
+        <w:rPr>
+          <w:rFonts w:eastAsia="맑은 고딕" w:hint="eastAsia"/>
           <w:lang w:eastAsia="ko-KR"/>
         </w:rPr>
         <w:t xml:space="preserve"> </w:t>
       </w:r>
       <w:r>
         <w:rPr>
-          <w:lang w:eastAsia="ko-KR"/>
-        </w:rPr>
-        <w:t>경제학</w:t>
+          <w:rFonts w:eastAsia="맑은 고딕" w:hint="eastAsia"/>
+          <w:lang w:eastAsia="ko-KR"/>
+        </w:rPr>
+        <w:t>분석</w:t>
       </w:r>
       <w:r>
         <w:rPr>
@@ -1798,9 +1943,11 @@
             </w:tcBorders>
           </w:tcPr>
           <w:p>
+            <w:proofErr w:type="spellStart"/>
             <w:r>
               <w:t>역할</w:t>
             </w:r>
+            <w:proofErr w:type="spellEnd"/>
           </w:p>
         </w:tc>
         <w:tc>
@@ -1817,25 +1964,29 @@
             <w:pPr>
               <w:jc w:val="center"/>
             </w:pPr>
+            <w:proofErr w:type="spellStart"/>
             <w:r>
               <w:t>모델</w:t>
             </w:r>
-          </w:p>
-        </w:tc>
-        <w:tc>
-          <w:tcPr>
-            <w:tcW w:w="0" w:type="auto"/>
-            <w:tcBorders>
-              <w:top w:val="single" w:sz="8" w:space="0" w:color="000000"/>
-              <w:left w:val="single" w:sz="8" w:space="0" w:color="000000"/>
-              <w:bottom w:val="single" w:sz="8" w:space="0" w:color="000000"/>
-              <w:right w:val="single" w:sz="8" w:space="0" w:color="000000"/>
-            </w:tcBorders>
-          </w:tcPr>
-          <w:p>
+            <w:proofErr w:type="spellEnd"/>
+          </w:p>
+        </w:tc>
+        <w:tc>
+          <w:tcPr>
+            <w:tcW w:w="0" w:type="auto"/>
+            <w:tcBorders>
+              <w:top w:val="single" w:sz="8" w:space="0" w:color="000000"/>
+              <w:left w:val="single" w:sz="8" w:space="0" w:color="000000"/>
+              <w:bottom w:val="single" w:sz="8" w:space="0" w:color="000000"/>
+              <w:right w:val="single" w:sz="8" w:space="0" w:color="000000"/>
+            </w:tcBorders>
+          </w:tcPr>
+          <w:p>
+            <w:proofErr w:type="spellStart"/>
             <w:r>
               <w:t>이유</w:t>
             </w:r>
+            <w:proofErr w:type="spellEnd"/>
           </w:p>
         </w:tc>
       </w:tr>
@@ -1852,24 +2003,42 @@
           </w:tcPr>
           <w:p>
             <w:r>
-              <w:t>Perceive (DOM 파싱)</w:t>
-            </w:r>
-          </w:p>
-        </w:tc>
-        <w:tc>
-          <w:tcPr>
-            <w:tcW w:w="0" w:type="auto"/>
-            <w:tcBorders>
-              <w:top w:val="single" w:sz="8" w:space="0" w:color="000000"/>
-              <w:left w:val="single" w:sz="8" w:space="0" w:color="000000"/>
-              <w:bottom w:val="single" w:sz="8" w:space="0" w:color="000000"/>
-              <w:right w:val="single" w:sz="8" w:space="0" w:color="000000"/>
-            </w:tcBorders>
-          </w:tcPr>
-          <w:p>
-            <w:r>
-              <w:t>페이지 → 관찰</w:t>
-            </w:r>
+              <w:t xml:space="preserve">Perceive (DOM </w:t>
+            </w:r>
+            <w:proofErr w:type="spellStart"/>
+            <w:r>
+              <w:t>파싱</w:t>
+            </w:r>
+            <w:proofErr w:type="spellEnd"/>
+            <w:r>
+              <w:t>)</w:t>
+            </w:r>
+          </w:p>
+        </w:tc>
+        <w:tc>
+          <w:tcPr>
+            <w:tcW w:w="0" w:type="auto"/>
+            <w:tcBorders>
+              <w:top w:val="single" w:sz="8" w:space="0" w:color="000000"/>
+              <w:left w:val="single" w:sz="8" w:space="0" w:color="000000"/>
+              <w:bottom w:val="single" w:sz="8" w:space="0" w:color="000000"/>
+              <w:right w:val="single" w:sz="8" w:space="0" w:color="000000"/>
+            </w:tcBorders>
+          </w:tcPr>
+          <w:p>
+            <w:proofErr w:type="spellStart"/>
+            <w:r>
+              <w:t>페이지</w:t>
+            </w:r>
+            <w:proofErr w:type="spellEnd"/>
+            <w:r>
+              <w:t xml:space="preserve"> → </w:t>
+            </w:r>
+            <w:proofErr w:type="spellStart"/>
+            <w:r>
+              <w:t>관찰</w:t>
+            </w:r>
+            <w:proofErr w:type="spellEnd"/>
           </w:p>
         </w:tc>
         <w:tc>
@@ -1886,9 +2055,11 @@
             <w:pPr>
               <w:jc w:val="center"/>
             </w:pPr>
+            <w:proofErr w:type="spellStart"/>
             <w:r>
               <w:t>경량</w:t>
             </w:r>
+            <w:proofErr w:type="spellEnd"/>
           </w:p>
         </w:tc>
         <w:tc>
@@ -1960,9 +2131,27 @@
             </w:tcBorders>
           </w:tcPr>
           <w:p>
-            <w:r>
-              <w:t>제품 조작 명령</w:t>
-            </w:r>
+            <w:proofErr w:type="spellStart"/>
+            <w:r>
+              <w:t>제품</w:t>
+            </w:r>
+            <w:proofErr w:type="spellEnd"/>
+            <w:r>
+              <w:t xml:space="preserve"> </w:t>
+            </w:r>
+            <w:proofErr w:type="spellStart"/>
+            <w:r>
+              <w:t>조작</w:t>
+            </w:r>
+            <w:proofErr w:type="spellEnd"/>
+            <w:r>
+              <w:t xml:space="preserve"> </w:t>
+            </w:r>
+            <w:proofErr w:type="spellStart"/>
+            <w:r>
+              <w:t>명령</w:t>
+            </w:r>
+            <w:proofErr w:type="spellEnd"/>
           </w:p>
         </w:tc>
         <w:tc>
@@ -1979,25 +2168,45 @@
             <w:pPr>
               <w:jc w:val="center"/>
             </w:pPr>
+            <w:proofErr w:type="spellStart"/>
             <w:r>
               <w:t>경량</w:t>
             </w:r>
-          </w:p>
-        </w:tc>
-        <w:tc>
-          <w:tcPr>
-            <w:tcW w:w="0" w:type="auto"/>
-            <w:tcBorders>
-              <w:top w:val="single" w:sz="8" w:space="0" w:color="000000"/>
-              <w:left w:val="single" w:sz="8" w:space="0" w:color="000000"/>
-              <w:bottom w:val="single" w:sz="8" w:space="0" w:color="000000"/>
-              <w:right w:val="single" w:sz="8" w:space="0" w:color="000000"/>
-            </w:tcBorders>
-          </w:tcPr>
-          <w:p>
-            <w:r>
-              <w:t>단순 명령 변환</w:t>
-            </w:r>
+            <w:proofErr w:type="spellEnd"/>
+          </w:p>
+        </w:tc>
+        <w:tc>
+          <w:tcPr>
+            <w:tcW w:w="0" w:type="auto"/>
+            <w:tcBorders>
+              <w:top w:val="single" w:sz="8" w:space="0" w:color="000000"/>
+              <w:left w:val="single" w:sz="8" w:space="0" w:color="000000"/>
+              <w:bottom w:val="single" w:sz="8" w:space="0" w:color="000000"/>
+              <w:right w:val="single" w:sz="8" w:space="0" w:color="000000"/>
+            </w:tcBorders>
+          </w:tcPr>
+          <w:p>
+            <w:proofErr w:type="spellStart"/>
+            <w:r>
+              <w:t>단순</w:t>
+            </w:r>
+            <w:proofErr w:type="spellEnd"/>
+            <w:r>
+              <w:t xml:space="preserve"> </w:t>
+            </w:r>
+            <w:proofErr w:type="spellStart"/>
+            <w:r>
+              <w:t>명령</w:t>
+            </w:r>
+            <w:proofErr w:type="spellEnd"/>
+            <w:r>
+              <w:t xml:space="preserve"> </w:t>
+            </w:r>
+            <w:proofErr w:type="spellStart"/>
+            <w:r>
+              <w:t>변환</w:t>
+            </w:r>
+            <w:proofErr w:type="spellEnd"/>
           </w:p>
         </w:tc>
       </w:tr>
@@ -2029,9 +2238,19 @@
             </w:tcBorders>
           </w:tcPr>
           <w:p>
-            <w:r>
-              <w:t>기억 저장·회상</w:t>
-            </w:r>
+            <w:proofErr w:type="spellStart"/>
+            <w:r>
+              <w:t>기억</w:t>
+            </w:r>
+            <w:proofErr w:type="spellEnd"/>
+            <w:r>
+              <w:t xml:space="preserve"> </w:t>
+            </w:r>
+            <w:proofErr w:type="spellStart"/>
+            <w:r>
+              <w:t>저장·회상</w:t>
+            </w:r>
+            <w:proofErr w:type="spellEnd"/>
           </w:p>
         </w:tc>
         <w:tc>
@@ -2048,25 +2267,53 @@
             <w:pPr>
               <w:jc w:val="center"/>
             </w:pPr>
+            <w:proofErr w:type="spellStart"/>
             <w:r>
               <w:t>경량</w:t>
             </w:r>
-          </w:p>
-        </w:tc>
-        <w:tc>
-          <w:tcPr>
-            <w:tcW w:w="0" w:type="auto"/>
-            <w:tcBorders>
-              <w:top w:val="single" w:sz="8" w:space="0" w:color="000000"/>
-              <w:left w:val="single" w:sz="8" w:space="0" w:color="000000"/>
-              <w:bottom w:val="single" w:sz="8" w:space="0" w:color="000000"/>
-              <w:right w:val="single" w:sz="8" w:space="0" w:color="000000"/>
-            </w:tcBorders>
-          </w:tcPr>
-          <w:p>
-            <w:r>
-              <w:t>패턴 매칭 + 요약 수준</w:t>
-            </w:r>
+            <w:proofErr w:type="spellEnd"/>
+          </w:p>
+        </w:tc>
+        <w:tc>
+          <w:tcPr>
+            <w:tcW w:w="0" w:type="auto"/>
+            <w:tcBorders>
+              <w:top w:val="single" w:sz="8" w:space="0" w:color="000000"/>
+              <w:left w:val="single" w:sz="8" w:space="0" w:color="000000"/>
+              <w:bottom w:val="single" w:sz="8" w:space="0" w:color="000000"/>
+              <w:right w:val="single" w:sz="8" w:space="0" w:color="000000"/>
+            </w:tcBorders>
+          </w:tcPr>
+          <w:p>
+            <w:proofErr w:type="spellStart"/>
+            <w:r>
+              <w:t>패턴</w:t>
+            </w:r>
+            <w:proofErr w:type="spellEnd"/>
+            <w:r>
+              <w:t xml:space="preserve"> </w:t>
+            </w:r>
+            <w:proofErr w:type="spellStart"/>
+            <w:r>
+              <w:t>매칭</w:t>
+            </w:r>
+            <w:proofErr w:type="spellEnd"/>
+            <w:r>
+              <w:t xml:space="preserve"> + </w:t>
+            </w:r>
+            <w:proofErr w:type="spellStart"/>
+            <w:r>
+              <w:t>요약</w:t>
+            </w:r>
+            <w:proofErr w:type="spellEnd"/>
+            <w:r>
+              <w:t xml:space="preserve"> </w:t>
+            </w:r>
+            <w:proofErr w:type="spellStart"/>
+            <w:r>
+              <w:t>수준</w:t>
+            </w:r>
+            <w:proofErr w:type="spellEnd"/>
           </w:p>
         </w:tc>
       </w:tr>
@@ -2098,9 +2345,19 @@
             </w:tcBorders>
           </w:tcPr>
           <w:p>
-            <w:r>
-              <w:t>감정 평가·진화</w:t>
-            </w:r>
+            <w:proofErr w:type="spellStart"/>
+            <w:r>
+              <w:t>감정</w:t>
+            </w:r>
+            <w:proofErr w:type="spellEnd"/>
+            <w:r>
+              <w:t xml:space="preserve"> </w:t>
+            </w:r>
+            <w:proofErr w:type="spellStart"/>
+            <w:r>
+              <w:t>평가·진화</w:t>
+            </w:r>
+            <w:proofErr w:type="spellEnd"/>
           </w:p>
         </w:tc>
         <w:tc>
@@ -2117,9 +2374,19 @@
             <w:pPr>
               <w:jc w:val="center"/>
             </w:pPr>
-            <w:r>
-              <w:t>고성능 추론</w:t>
-            </w:r>
+            <w:proofErr w:type="spellStart"/>
+            <w:r>
+              <w:t>고성능</w:t>
+            </w:r>
+            <w:proofErr w:type="spellEnd"/>
+            <w:r>
+              <w:t xml:space="preserve"> </w:t>
+            </w:r>
+            <w:proofErr w:type="spellStart"/>
+            <w:r>
+              <w:t>추론</w:t>
+            </w:r>
+            <w:proofErr w:type="spellEnd"/>
           </w:p>
         </w:tc>
         <w:tc>
@@ -2175,9 +2442,19 @@
             </w:tcBorders>
           </w:tcPr>
           <w:p>
-            <w:r>
-              <w:t>행동 결정</w:t>
-            </w:r>
+            <w:proofErr w:type="spellStart"/>
+            <w:r>
+              <w:t>행동</w:t>
+            </w:r>
+            <w:proofErr w:type="spellEnd"/>
+            <w:r>
+              <w:t xml:space="preserve"> </w:t>
+            </w:r>
+            <w:proofErr w:type="spellStart"/>
+            <w:r>
+              <w:t>결정</w:t>
+            </w:r>
+            <w:proofErr w:type="spellEnd"/>
           </w:p>
         </w:tc>
         <w:tc>
@@ -2194,9 +2471,19 @@
             <w:pPr>
               <w:jc w:val="center"/>
             </w:pPr>
-            <w:r>
-              <w:t>고성능 추론</w:t>
-            </w:r>
+            <w:proofErr w:type="spellStart"/>
+            <w:r>
+              <w:t>고성능</w:t>
+            </w:r>
+            <w:proofErr w:type="spellEnd"/>
+            <w:r>
+              <w:t xml:space="preserve"> </w:t>
+            </w:r>
+            <w:proofErr w:type="spellStart"/>
+            <w:r>
+              <w:t>추론</w:t>
+            </w:r>
+            <w:proofErr w:type="spellEnd"/>
           </w:p>
         </w:tc>
         <w:tc>
@@ -2254,7 +2541,23 @@
       </w:r>
       <w:proofErr w:type="spellEnd"/>
       <w:r>
-        <w:t xml:space="preserve"> Perceive + Act + Memory가 약 60%, Emotion + Decision이 약 40%다.</w:t>
+        <w:t xml:space="preserve"> Perceive + Act + </w:t>
+      </w:r>
+      <w:proofErr w:type="spellStart"/>
+      <w:r>
+        <w:t>Memory가</w:t>
+      </w:r>
+      <w:proofErr w:type="spellEnd"/>
+      <w:r>
+        <w:t xml:space="preserve"> 약 60%, Emotion + </w:t>
+      </w:r>
+      <w:proofErr w:type="spellStart"/>
+      <w:r>
+        <w:t>Decision이</w:t>
+      </w:r>
+      <w:proofErr w:type="spellEnd"/>
+      <w:r>
+        <w:t xml:space="preserve"> 약 40%다.</w:t>
       </w:r>
     </w:p>
     <w:p>
@@ -2348,9 +2651,11 @@
             </w:tcBorders>
           </w:tcPr>
           <w:p>
+            <w:proofErr w:type="spellStart"/>
             <w:r>
               <w:t>모드</w:t>
             </w:r>
+            <w:proofErr w:type="spellEnd"/>
           </w:p>
         </w:tc>
         <w:tc>
@@ -2386,9 +2691,11 @@
             <w:pPr>
               <w:jc w:val="center"/>
             </w:pPr>
+            <w:proofErr w:type="spellStart"/>
             <w:r>
               <w:t>인프라</w:t>
             </w:r>
+            <w:proofErr w:type="spellEnd"/>
           </w:p>
         </w:tc>
         <w:tc>
@@ -2421,9 +2728,11 @@
             </w:tcBorders>
           </w:tcPr>
           <w:p>
+            <w:proofErr w:type="spellStart"/>
             <w:r>
               <w:t>근거</w:t>
             </w:r>
+            <w:proofErr w:type="spellEnd"/>
           </w:p>
         </w:tc>
       </w:tr>
@@ -2439,9 +2748,19 @@
             </w:tcBorders>
           </w:tcPr>
           <w:p>
-            <w:r>
-              <w:t>합성 서베이</w:t>
-            </w:r>
+            <w:proofErr w:type="spellStart"/>
+            <w:r>
+              <w:t>합성</w:t>
+            </w:r>
+            <w:proofErr w:type="spellEnd"/>
+            <w:r>
+              <w:t xml:space="preserve"> </w:t>
+            </w:r>
+            <w:proofErr w:type="spellStart"/>
+            <w:r>
+              <w:t>서베이</w:t>
+            </w:r>
+            <w:proofErr w:type="spellEnd"/>
           </w:p>
         </w:tc>
         <w:tc>
@@ -2517,8 +2836,13 @@
           </w:tcPr>
           <w:p>
             <w:r>
-              <w:t>~15턴, 텍스트만</w:t>
-            </w:r>
+              <w:t xml:space="preserve">~15턴, </w:t>
+            </w:r>
+            <w:proofErr w:type="spellStart"/>
+            <w:r>
+              <w:t>텍스트만</w:t>
+            </w:r>
+            <w:proofErr w:type="spellEnd"/>
           </w:p>
         </w:tc>
       </w:tr>
@@ -2535,8 +2859,13 @@
           </w:tcPr>
           <w:p>
             <w:r>
-              <w:t>UI/UX 리뷰</w:t>
-            </w:r>
+              <w:t xml:space="preserve">UI/UX </w:t>
+            </w:r>
+            <w:proofErr w:type="spellStart"/>
+            <w:r>
+              <w:t>리뷰</w:t>
+            </w:r>
+            <w:proofErr w:type="spellEnd"/>
           </w:p>
         </w:tc>
         <w:tc>
@@ -2612,8 +2941,29 @@
           </w:tcPr>
           <w:p>
             <w:r>
-              <w:t>~25턴, 이미지 토큰 추가</w:t>
-            </w:r>
+              <w:t xml:space="preserve">~25턴, </w:t>
+            </w:r>
+            <w:proofErr w:type="spellStart"/>
+            <w:r>
+              <w:t>이미지</w:t>
+            </w:r>
+            <w:proofErr w:type="spellEnd"/>
+            <w:r>
+              <w:t xml:space="preserve"> </w:t>
+            </w:r>
+            <w:proofErr w:type="spellStart"/>
+            <w:r>
+              <w:t>토큰</w:t>
+            </w:r>
+            <w:proofErr w:type="spellEnd"/>
+            <w:r>
+              <w:t xml:space="preserve"> </w:t>
+            </w:r>
+            <w:proofErr w:type="spellStart"/>
+            <w:r>
+              <w:t>추가</w:t>
+            </w:r>
+            <w:proofErr w:type="spellEnd"/>
           </w:p>
         </w:tc>
       </w:tr>
@@ -2629,8 +2979,21 @@
             </w:tcBorders>
           </w:tcPr>
           <w:p>
-            <w:r>
-              <w:t>제품 체험 (30스텝)</w:t>
+            <w:proofErr w:type="spellStart"/>
+            <w:r>
+              <w:t>제품</w:t>
+            </w:r>
+            <w:proofErr w:type="spellEnd"/>
+            <w:r>
+              <w:t xml:space="preserve"> </w:t>
+            </w:r>
+            <w:proofErr w:type="spellStart"/>
+            <w:r>
+              <w:t>체험</w:t>
+            </w:r>
+            <w:proofErr w:type="spellEnd"/>
+            <w:r>
+              <w:t xml:space="preserve"> (30스텝)</w:t>
             </w:r>
           </w:p>
         </w:tc>
@@ -3117,9 +3480,11 @@
             <w:pPr>
               <w:jc w:val="center"/>
             </w:pPr>
+            <w:proofErr w:type="spellStart"/>
             <w:r>
               <w:t>금액</w:t>
             </w:r>
+            <w:proofErr w:type="spellEnd"/>
           </w:p>
         </w:tc>
         <w:tc>
@@ -3136,9 +3501,11 @@
             <w:pPr>
               <w:jc w:val="center"/>
             </w:pPr>
+            <w:proofErr w:type="spellStart"/>
             <w:r>
               <w:t>비중</w:t>
             </w:r>
+            <w:proofErr w:type="spellEnd"/>
           </w:p>
         </w:tc>
       </w:tr>
@@ -3154,9 +3521,11 @@
             </w:tcBorders>
           </w:tcPr>
           <w:p>
+            <w:proofErr w:type="spellStart"/>
             <w:r>
               <w:t>매출</w:t>
             </w:r>
+            <w:proofErr w:type="spellEnd"/>
           </w:p>
         </w:tc>
         <w:tc>
@@ -3352,8 +3721,21 @@
             </w:tcBorders>
           </w:tcPr>
           <w:p>
-            <w:r>
-              <w:t>리포트 생성 LLM</w:t>
+            <w:proofErr w:type="spellStart"/>
+            <w:r>
+              <w:t>리포트</w:t>
+            </w:r>
+            <w:proofErr w:type="spellEnd"/>
+            <w:r>
+              <w:t xml:space="preserve"> </w:t>
+            </w:r>
+            <w:proofErr w:type="spellStart"/>
+            <w:r>
+              <w:t>생성</w:t>
+            </w:r>
+            <w:proofErr w:type="spellEnd"/>
+            <w:r>
+              <w:t xml:space="preserve"> LLM</w:t>
             </w:r>
           </w:p>
         </w:tc>
@@ -3408,6 +3790,7 @@
             </w:tcBorders>
           </w:tcPr>
           <w:p>
+            <w:proofErr w:type="spellStart"/>
             <w:r>
               <w:rPr>
                 <w:b/>
@@ -3415,6 +3798,7 @@
               </w:rPr>
               <w:t>매출총이익</w:t>
             </w:r>
+            <w:proofErr w:type="spellEnd"/>
           </w:p>
         </w:tc>
         <w:tc>
@@ -3540,8 +3924,21 @@
             </w:tcBorders>
           </w:tcPr>
           <w:p>
-            <w:r>
-              <w:t>환불 충당금 (3%)</w:t>
+            <w:proofErr w:type="spellStart"/>
+            <w:r>
+              <w:t>환불</w:t>
+            </w:r>
+            <w:proofErr w:type="spellEnd"/>
+            <w:r>
+              <w:t xml:space="preserve"> </w:t>
+            </w:r>
+            <w:proofErr w:type="spellStart"/>
+            <w:r>
+              <w:t>충당금</w:t>
+            </w:r>
+            <w:proofErr w:type="spellEnd"/>
+            <w:r>
+              <w:t xml:space="preserve"> (3%)</w:t>
             </w:r>
           </w:p>
         </w:tc>
@@ -3596,13 +3993,31 @@
             </w:tcBorders>
           </w:tcPr>
           <w:p>
+            <w:proofErr w:type="spellStart"/>
             <w:r>
               <w:rPr>
                 <w:b/>
                 <w:bCs/>
               </w:rPr>
-              <w:t>건당 공헌이익</w:t>
-            </w:r>
+              <w:t>건당</w:t>
+            </w:r>
+            <w:proofErr w:type="spellEnd"/>
+            <w:r>
+              <w:rPr>
+                <w:b/>
+                <w:bCs/>
+              </w:rPr>
+              <w:t xml:space="preserve"> </w:t>
+            </w:r>
+            <w:proofErr w:type="spellStart"/>
+            <w:r>
+              <w:rPr>
+                <w:b/>
+                <w:bCs/>
+              </w:rPr>
+              <w:t>공헌이익</w:t>
+            </w:r>
+            <w:proofErr w:type="spellEnd"/>
           </w:p>
         </w:tc>
         <w:tc>
@@ -3825,41 +4240,63 @@
             </w:tcBorders>
           </w:tcPr>
           <w:p>
-            <w:r>
-              <w:t>과금 방식</w:t>
-            </w:r>
-          </w:p>
-        </w:tc>
-        <w:tc>
-          <w:tcPr>
-            <w:tcW w:w="0" w:type="auto"/>
-            <w:tcBorders>
-              <w:top w:val="single" w:sz="8" w:space="0" w:color="000000"/>
-              <w:left w:val="single" w:sz="8" w:space="0" w:color="000000"/>
-              <w:bottom w:val="single" w:sz="8" w:space="0" w:color="000000"/>
-              <w:right w:val="single" w:sz="8" w:space="0" w:color="000000"/>
-            </w:tcBorders>
-          </w:tcPr>
-          <w:p>
-            <w:r>
-              <w:t>공개 가격</w:t>
-            </w:r>
-          </w:p>
-        </w:tc>
-        <w:tc>
-          <w:tcPr>
-            <w:tcW w:w="0" w:type="auto"/>
-            <w:tcBorders>
-              <w:top w:val="single" w:sz="8" w:space="0" w:color="000000"/>
-              <w:left w:val="single" w:sz="8" w:space="0" w:color="000000"/>
-              <w:bottom w:val="single" w:sz="8" w:space="0" w:color="000000"/>
-              <w:right w:val="single" w:sz="8" w:space="0" w:color="000000"/>
-            </w:tcBorders>
-          </w:tcPr>
-          <w:p>
+            <w:proofErr w:type="spellStart"/>
+            <w:r>
+              <w:t>과금</w:t>
+            </w:r>
+            <w:proofErr w:type="spellEnd"/>
+            <w:r>
+              <w:t xml:space="preserve"> </w:t>
+            </w:r>
+            <w:proofErr w:type="spellStart"/>
+            <w:r>
+              <w:t>방식</w:t>
+            </w:r>
+            <w:proofErr w:type="spellEnd"/>
+          </w:p>
+        </w:tc>
+        <w:tc>
+          <w:tcPr>
+            <w:tcW w:w="0" w:type="auto"/>
+            <w:tcBorders>
+              <w:top w:val="single" w:sz="8" w:space="0" w:color="000000"/>
+              <w:left w:val="single" w:sz="8" w:space="0" w:color="000000"/>
+              <w:bottom w:val="single" w:sz="8" w:space="0" w:color="000000"/>
+              <w:right w:val="single" w:sz="8" w:space="0" w:color="000000"/>
+            </w:tcBorders>
+          </w:tcPr>
+          <w:p>
+            <w:proofErr w:type="spellStart"/>
+            <w:r>
+              <w:t>공개</w:t>
+            </w:r>
+            <w:proofErr w:type="spellEnd"/>
+            <w:r>
+              <w:t xml:space="preserve"> </w:t>
+            </w:r>
+            <w:proofErr w:type="spellStart"/>
+            <w:r>
+              <w:t>가격</w:t>
+            </w:r>
+            <w:proofErr w:type="spellEnd"/>
+          </w:p>
+        </w:tc>
+        <w:tc>
+          <w:tcPr>
+            <w:tcW w:w="0" w:type="auto"/>
+            <w:tcBorders>
+              <w:top w:val="single" w:sz="8" w:space="0" w:color="000000"/>
+              <w:left w:val="single" w:sz="8" w:space="0" w:color="000000"/>
+              <w:bottom w:val="single" w:sz="8" w:space="0" w:color="000000"/>
+              <w:right w:val="single" w:sz="8" w:space="0" w:color="000000"/>
+            </w:tcBorders>
+          </w:tcPr>
+          <w:p>
+            <w:proofErr w:type="spellStart"/>
             <w:r>
               <w:t>출처</w:t>
             </w:r>
+            <w:proofErr w:type="spellEnd"/>
           </w:p>
         </w:tc>
       </w:tr>
@@ -3891,9 +4328,11 @@
             </w:tcBorders>
           </w:tcPr>
           <w:p>
+            <w:proofErr w:type="spellStart"/>
             <w:r>
               <w:t>인터뷰당</w:t>
             </w:r>
+            <w:proofErr w:type="spellEnd"/>
           </w:p>
         </w:tc>
         <w:tc>
@@ -3957,9 +4396,11 @@
             </w:tcBorders>
           </w:tcPr>
           <w:p>
+            <w:proofErr w:type="spellStart"/>
             <w:r>
               <w:t>월정액</w:t>
             </w:r>
+            <w:proofErr w:type="spellEnd"/>
           </w:p>
         </w:tc>
         <w:tc>
@@ -3990,8 +4431,13 @@
           </w:tcPr>
           <w:p>
             <w:r>
-              <w:t>delve.ai/synthetic-users</w:t>
-            </w:r>
+              <w:t>delve.ai/</w:t>
+            </w:r>
+            <w:proofErr w:type="gramStart"/>
+            <w:r>
+              <w:t>synthetic-users</w:t>
+            </w:r>
+            <w:proofErr w:type="gramEnd"/>
           </w:p>
         </w:tc>
       </w:tr>
@@ -4023,9 +4469,11 @@
             </w:tcBorders>
           </w:tcPr>
           <w:p>
+            <w:proofErr w:type="spellStart"/>
             <w:r>
               <w:t>세션당</w:t>
             </w:r>
+            <w:proofErr w:type="spellEnd"/>
           </w:p>
         </w:tc>
         <w:tc>
@@ -4089,9 +4537,11 @@
             </w:tcBorders>
           </w:tcPr>
           <w:p>
+            <w:proofErr w:type="spellStart"/>
             <w:r>
               <w:t>세션당</w:t>
             </w:r>
+            <w:proofErr w:type="spellEnd"/>
           </w:p>
         </w:tc>
         <w:tc>
@@ -4141,40 +4591,60 @@
           <w:p>
             <w:r>
               <w:lastRenderedPageBreak/>
-              <w:t>Simile, Ditto, Yabble 등</w:t>
-            </w:r>
-          </w:p>
-        </w:tc>
-        <w:tc>
-          <w:tcPr>
-            <w:tcW w:w="0" w:type="auto"/>
-            <w:tcBorders>
-              <w:top w:val="single" w:sz="8" w:space="0" w:color="000000"/>
-              <w:left w:val="single" w:sz="8" w:space="0" w:color="000000"/>
-              <w:bottom w:val="single" w:sz="8" w:space="0" w:color="000000"/>
-              <w:right w:val="single" w:sz="8" w:space="0" w:color="000000"/>
-            </w:tcBorders>
-          </w:tcPr>
-          <w:p>
-            <w:r>
-              <w:t>커스텀 견적</w:t>
-            </w:r>
-          </w:p>
-        </w:tc>
-        <w:tc>
-          <w:tcPr>
-            <w:tcW w:w="0" w:type="auto"/>
-            <w:tcBorders>
-              <w:top w:val="single" w:sz="8" w:space="0" w:color="000000"/>
-              <w:left w:val="single" w:sz="8" w:space="0" w:color="000000"/>
-              <w:bottom w:val="single" w:sz="8" w:space="0" w:color="000000"/>
-              <w:right w:val="single" w:sz="8" w:space="0" w:color="000000"/>
-            </w:tcBorders>
-          </w:tcPr>
-          <w:p>
+              <w:t xml:space="preserve">Simile, Ditto, </w:t>
+            </w:r>
+            <w:proofErr w:type="spellStart"/>
+            <w:r>
+              <w:t>Yabble</w:t>
+            </w:r>
+            <w:proofErr w:type="spellEnd"/>
+            <w:r>
+              <w:t xml:space="preserve"> 등</w:t>
+            </w:r>
+          </w:p>
+        </w:tc>
+        <w:tc>
+          <w:tcPr>
+            <w:tcW w:w="0" w:type="auto"/>
+            <w:tcBorders>
+              <w:top w:val="single" w:sz="8" w:space="0" w:color="000000"/>
+              <w:left w:val="single" w:sz="8" w:space="0" w:color="000000"/>
+              <w:bottom w:val="single" w:sz="8" w:space="0" w:color="000000"/>
+              <w:right w:val="single" w:sz="8" w:space="0" w:color="000000"/>
+            </w:tcBorders>
+          </w:tcPr>
+          <w:p>
+            <w:proofErr w:type="spellStart"/>
+            <w:r>
+              <w:t>커스텀</w:t>
+            </w:r>
+            <w:proofErr w:type="spellEnd"/>
+            <w:r>
+              <w:t xml:space="preserve"> </w:t>
+            </w:r>
+            <w:proofErr w:type="spellStart"/>
+            <w:r>
+              <w:t>견적</w:t>
+            </w:r>
+            <w:proofErr w:type="spellEnd"/>
+          </w:p>
+        </w:tc>
+        <w:tc>
+          <w:tcPr>
+            <w:tcW w:w="0" w:type="auto"/>
+            <w:tcBorders>
+              <w:top w:val="single" w:sz="8" w:space="0" w:color="000000"/>
+              <w:left w:val="single" w:sz="8" w:space="0" w:color="000000"/>
+              <w:bottom w:val="single" w:sz="8" w:space="0" w:color="000000"/>
+              <w:right w:val="single" w:sz="8" w:space="0" w:color="000000"/>
+            </w:tcBorders>
+          </w:tcPr>
+          <w:p>
+            <w:proofErr w:type="spellStart"/>
             <w:r>
               <w:t>비공개</w:t>
             </w:r>
+            <w:proofErr w:type="spellEnd"/>
           </w:p>
         </w:tc>
         <w:tc>
@@ -4206,32 +4676,50 @@
             </w:tcBorders>
           </w:tcPr>
           <w:p>
+            <w:proofErr w:type="spellStart"/>
             <w:r>
               <w:rPr>
                 <w:b/>
                 <w:bCs/>
               </w:rPr>
-              <w:t>페르소닉 AI</w:t>
-            </w:r>
-          </w:p>
-        </w:tc>
-        <w:tc>
-          <w:tcPr>
-            <w:tcW w:w="0" w:type="auto"/>
-            <w:tcBorders>
-              <w:top w:val="single" w:sz="8" w:space="0" w:color="000000"/>
-              <w:left w:val="single" w:sz="8" w:space="0" w:color="000000"/>
-              <w:bottom w:val="single" w:sz="8" w:space="0" w:color="000000"/>
-              <w:right w:val="single" w:sz="8" w:space="0" w:color="000000"/>
-            </w:tcBorders>
-          </w:tcPr>
-          <w:p>
+              <w:t>페르소닉</w:t>
+            </w:r>
+            <w:proofErr w:type="spellEnd"/>
             <w:r>
               <w:rPr>
                 <w:b/>
                 <w:bCs/>
               </w:rPr>
-              <w:t>건별 PAYG</w:t>
+              <w:t xml:space="preserve"> AI</w:t>
+            </w:r>
+          </w:p>
+        </w:tc>
+        <w:tc>
+          <w:tcPr>
+            <w:tcW w:w="0" w:type="auto"/>
+            <w:tcBorders>
+              <w:top w:val="single" w:sz="8" w:space="0" w:color="000000"/>
+              <w:left w:val="single" w:sz="8" w:space="0" w:color="000000"/>
+              <w:bottom w:val="single" w:sz="8" w:space="0" w:color="000000"/>
+              <w:right w:val="single" w:sz="8" w:space="0" w:color="000000"/>
+            </w:tcBorders>
+          </w:tcPr>
+          <w:p>
+            <w:proofErr w:type="spellStart"/>
+            <w:r>
+              <w:rPr>
+                <w:b/>
+                <w:bCs/>
+              </w:rPr>
+              <w:t>건별</w:t>
+            </w:r>
+            <w:proofErr w:type="spellEnd"/>
+            <w:r>
+              <w:rPr>
+                <w:b/>
+                <w:bCs/>
+              </w:rPr>
+              <w:t xml:space="preserve"> PAYG</w:t>
             </w:r>
           </w:p>
         </w:tc>
@@ -4356,8 +4844,13 @@
               <w:jc w:val="center"/>
             </w:pPr>
             <w:r>
-              <w:t>30명 비용</w:t>
-            </w:r>
+              <w:t xml:space="preserve">30명 </w:t>
+            </w:r>
+            <w:proofErr w:type="spellStart"/>
+            <w:r>
+              <w:t>비용</w:t>
+            </w:r>
+            <w:proofErr w:type="spellEnd"/>
           </w:p>
         </w:tc>
         <w:tc>
@@ -4374,25 +4867,37 @@
             <w:pPr>
               <w:jc w:val="center"/>
             </w:pPr>
-            <w:r>
-              <w:t>페르소닉 AI 대비</w:t>
-            </w:r>
-          </w:p>
-        </w:tc>
-        <w:tc>
-          <w:tcPr>
-            <w:tcW w:w="0" w:type="auto"/>
-            <w:tcBorders>
-              <w:top w:val="single" w:sz="8" w:space="0" w:color="000000"/>
-              <w:left w:val="single" w:sz="8" w:space="0" w:color="000000"/>
-              <w:bottom w:val="single" w:sz="8" w:space="0" w:color="000000"/>
-              <w:right w:val="single" w:sz="8" w:space="0" w:color="000000"/>
-            </w:tcBorders>
-          </w:tcPr>
-          <w:p>
+            <w:proofErr w:type="spellStart"/>
+            <w:r>
+              <w:t>페르소닉</w:t>
+            </w:r>
+            <w:proofErr w:type="spellEnd"/>
+            <w:r>
+              <w:t xml:space="preserve"> AI </w:t>
+            </w:r>
+            <w:proofErr w:type="spellStart"/>
+            <w:r>
+              <w:t>대비</w:t>
+            </w:r>
+            <w:proofErr w:type="spellEnd"/>
+          </w:p>
+        </w:tc>
+        <w:tc>
+          <w:tcPr>
+            <w:tcW w:w="0" w:type="auto"/>
+            <w:tcBorders>
+              <w:top w:val="single" w:sz="8" w:space="0" w:color="000000"/>
+              <w:left w:val="single" w:sz="8" w:space="0" w:color="000000"/>
+              <w:bottom w:val="single" w:sz="8" w:space="0" w:color="000000"/>
+              <w:right w:val="single" w:sz="8" w:space="0" w:color="000000"/>
+            </w:tcBorders>
+          </w:tcPr>
+          <w:p>
+            <w:proofErr w:type="spellStart"/>
             <w:r>
               <w:t>출처</w:t>
             </w:r>
+            <w:proofErr w:type="spellEnd"/>
           </w:p>
         </w:tc>
       </w:tr>
@@ -4447,23 +4952,36 @@
               <w:jc w:val="center"/>
             </w:pPr>
             <w:r>
-              <w:t>7~10배 비쌈</w:t>
-            </w:r>
-          </w:p>
-        </w:tc>
-        <w:tc>
-          <w:tcPr>
-            <w:tcW w:w="0" w:type="auto"/>
-            <w:tcBorders>
-              <w:top w:val="single" w:sz="8" w:space="0" w:color="000000"/>
-              <w:left w:val="single" w:sz="8" w:space="0" w:color="000000"/>
-              <w:bottom w:val="single" w:sz="8" w:space="0" w:color="000000"/>
-              <w:right w:val="single" w:sz="8" w:space="0" w:color="000000"/>
-            </w:tcBorders>
-          </w:tcPr>
-          <w:p>
-            <w:r>
-              <w:t>userinterviews.com ($36~49/세션)</w:t>
+              <w:t xml:space="preserve">7~10배 </w:t>
+            </w:r>
+            <w:proofErr w:type="spellStart"/>
+            <w:r>
+              <w:t>비쌈</w:t>
+            </w:r>
+            <w:proofErr w:type="spellEnd"/>
+          </w:p>
+        </w:tc>
+        <w:tc>
+          <w:tcPr>
+            <w:tcW w:w="0" w:type="auto"/>
+            <w:tcBorders>
+              <w:top w:val="single" w:sz="8" w:space="0" w:color="000000"/>
+              <w:left w:val="single" w:sz="8" w:space="0" w:color="000000"/>
+              <w:bottom w:val="single" w:sz="8" w:space="0" w:color="000000"/>
+              <w:right w:val="single" w:sz="8" w:space="0" w:color="000000"/>
+            </w:tcBorders>
+          </w:tcPr>
+          <w:p>
+            <w:r>
+              <w:t>userinterviews.com ($36~49/</w:t>
+            </w:r>
+            <w:proofErr w:type="spellStart"/>
+            <w:r>
+              <w:t>세션</w:t>
+            </w:r>
+            <w:proofErr w:type="spellEnd"/>
+            <w:r>
+              <w:t>)</w:t>
             </w:r>
           </w:p>
         </w:tc>
@@ -4519,23 +5037,36 @@
               <w:jc w:val="center"/>
             </w:pPr>
             <w:r>
-              <w:t>7~8배 비쌈</w:t>
-            </w:r>
-          </w:p>
-        </w:tc>
-        <w:tc>
-          <w:tcPr>
-            <w:tcW w:w="0" w:type="auto"/>
-            <w:tcBorders>
-              <w:top w:val="single" w:sz="8" w:space="0" w:color="000000"/>
-              <w:left w:val="single" w:sz="8" w:space="0" w:color="000000"/>
-              <w:bottom w:val="single" w:sz="8" w:space="0" w:color="000000"/>
-              <w:right w:val="single" w:sz="8" w:space="0" w:color="000000"/>
-            </w:tcBorders>
-          </w:tcPr>
-          <w:p>
-            <w:r>
-              <w:t>respondent.io ($34~40/세션)</w:t>
+              <w:t xml:space="preserve">7~8배 </w:t>
+            </w:r>
+            <w:proofErr w:type="spellStart"/>
+            <w:r>
+              <w:t>비쌈</w:t>
+            </w:r>
+            <w:proofErr w:type="spellEnd"/>
+          </w:p>
+        </w:tc>
+        <w:tc>
+          <w:tcPr>
+            <w:tcW w:w="0" w:type="auto"/>
+            <w:tcBorders>
+              <w:top w:val="single" w:sz="8" w:space="0" w:color="000000"/>
+              <w:left w:val="single" w:sz="8" w:space="0" w:color="000000"/>
+              <w:bottom w:val="single" w:sz="8" w:space="0" w:color="000000"/>
+              <w:right w:val="single" w:sz="8" w:space="0" w:color="000000"/>
+            </w:tcBorders>
+          </w:tcPr>
+          <w:p>
+            <w:r>
+              <w:t>respondent.io ($34~40/</w:t>
+            </w:r>
+            <w:proofErr w:type="spellStart"/>
+            <w:r>
+              <w:t>세션</w:t>
+            </w:r>
+            <w:proofErr w:type="spellEnd"/>
+            <w:r>
+              <w:t>)</w:t>
             </w:r>
           </w:p>
         </w:tc>
@@ -4819,25 +5350,29 @@
             <w:pPr>
               <w:jc w:val="center"/>
             </w:pPr>
+            <w:proofErr w:type="spellStart"/>
             <w:r>
               <w:t>세그먼트</w:t>
             </w:r>
-          </w:p>
-        </w:tc>
-        <w:tc>
-          <w:tcPr>
-            <w:tcW w:w="0" w:type="auto"/>
-            <w:tcBorders>
-              <w:top w:val="single" w:sz="8" w:space="0" w:color="000000"/>
-              <w:left w:val="single" w:sz="8" w:space="0" w:color="000000"/>
-              <w:bottom w:val="single" w:sz="8" w:space="0" w:color="000000"/>
-              <w:right w:val="single" w:sz="8" w:space="0" w:color="000000"/>
-            </w:tcBorders>
-          </w:tcPr>
-          <w:p>
+            <w:proofErr w:type="spellEnd"/>
+          </w:p>
+        </w:tc>
+        <w:tc>
+          <w:tcPr>
+            <w:tcW w:w="0" w:type="auto"/>
+            <w:tcBorders>
+              <w:top w:val="single" w:sz="8" w:space="0" w:color="000000"/>
+              <w:left w:val="single" w:sz="8" w:space="0" w:color="000000"/>
+              <w:bottom w:val="single" w:sz="8" w:space="0" w:color="000000"/>
+              <w:right w:val="single" w:sz="8" w:space="0" w:color="000000"/>
+            </w:tcBorders>
+          </w:tcPr>
+          <w:p>
+            <w:proofErr w:type="spellStart"/>
             <w:r>
               <w:t>의미</w:t>
             </w:r>
+            <w:proofErr w:type="spellEnd"/>
           </w:p>
         </w:tc>
       </w:tr>
@@ -4891,9 +5426,19 @@
             </w:tcBorders>
           </w:tcPr>
           <w:p>
-            <w:r>
-              <w:t>방향성 확인용</w:t>
-            </w:r>
+            <w:proofErr w:type="spellStart"/>
+            <w:r>
+              <w:t>방향성</w:t>
+            </w:r>
+            <w:proofErr w:type="spellEnd"/>
+            <w:r>
+              <w:t xml:space="preserve"> </w:t>
+            </w:r>
+            <w:proofErr w:type="spellStart"/>
+            <w:r>
+              <w:t>확인용</w:t>
+            </w:r>
+            <w:proofErr w:type="spellEnd"/>
           </w:p>
         </w:tc>
       </w:tr>
@@ -4995,8 +5540,13 @@
             <w:pPr>
               <w:jc w:val="center"/>
             </w:pPr>
-            <w:r>
-              <w:t>세그먼트별 10명</w:t>
+            <w:proofErr w:type="spellStart"/>
+            <w:r>
+              <w:t>세그먼트별</w:t>
+            </w:r>
+            <w:proofErr w:type="spellEnd"/>
+            <w:r>
+              <w:t xml:space="preserve"> 10명</w:t>
             </w:r>
           </w:p>
         </w:tc>
@@ -5063,7 +5613,7 @@
     <w:p>
       <w:r>
         <w:pict w14:anchorId="40DA4262">
-          <v:rect id="_x0000_i1070" style="width:0;height:1.5pt" o:hralign="center" o:hrstd="t" o:hr="t"/>
+          <v:rect id="_x0000_i1028" style="width:0;height:1.5pt" o:hralign="center" o:hrstd="t" o:hr="t"/>
         </w:pict>
       </w:r>
     </w:p>
@@ -5302,9 +5852,19 @@
             </w:tcBorders>
           </w:tcPr>
           <w:p>
-            <w:r>
-              <w:t>성격 특성</w:t>
-            </w:r>
+            <w:proofErr w:type="spellStart"/>
+            <w:r>
+              <w:t>성격</w:t>
+            </w:r>
+            <w:proofErr w:type="spellEnd"/>
+            <w:r>
+              <w:t xml:space="preserve"> </w:t>
+            </w:r>
+            <w:proofErr w:type="spellStart"/>
+            <w:r>
+              <w:t>특성</w:t>
+            </w:r>
+            <w:proofErr w:type="spellEnd"/>
           </w:p>
         </w:tc>
         <w:tc>
@@ -5321,9 +5881,19 @@
             <w:pPr>
               <w:jc w:val="center"/>
             </w:pPr>
-            <w:r>
-              <w:t>평균 스텝</w:t>
-            </w:r>
+            <w:proofErr w:type="spellStart"/>
+            <w:r>
+              <w:t>평균</w:t>
+            </w:r>
+            <w:proofErr w:type="spellEnd"/>
+            <w:r>
+              <w:t xml:space="preserve"> </w:t>
+            </w:r>
+            <w:proofErr w:type="spellStart"/>
+            <w:r>
+              <w:t>스텝</w:t>
+            </w:r>
+            <w:proofErr w:type="spellEnd"/>
           </w:p>
         </w:tc>
         <w:tc>
@@ -5340,25 +5910,37 @@
             <w:pPr>
               <w:jc w:val="center"/>
             </w:pPr>
+            <w:proofErr w:type="spellStart"/>
             <w:r>
               <w:t>완료율</w:t>
             </w:r>
-          </w:p>
-        </w:tc>
-        <w:tc>
-          <w:tcPr>
-            <w:tcW w:w="0" w:type="auto"/>
-            <w:tcBorders>
-              <w:top w:val="single" w:sz="8" w:space="0" w:color="000000"/>
-              <w:left w:val="single" w:sz="8" w:space="0" w:color="000000"/>
-              <w:bottom w:val="single" w:sz="8" w:space="0" w:color="000000"/>
-              <w:right w:val="single" w:sz="8" w:space="0" w:color="000000"/>
-            </w:tcBorders>
-          </w:tcPr>
-          <w:p>
-            <w:r>
-              <w:t>행동 패턴</w:t>
-            </w:r>
+            <w:proofErr w:type="spellEnd"/>
+          </w:p>
+        </w:tc>
+        <w:tc>
+          <w:tcPr>
+            <w:tcW w:w="0" w:type="auto"/>
+            <w:tcBorders>
+              <w:top w:val="single" w:sz="8" w:space="0" w:color="000000"/>
+              <w:left w:val="single" w:sz="8" w:space="0" w:color="000000"/>
+              <w:bottom w:val="single" w:sz="8" w:space="0" w:color="000000"/>
+              <w:right w:val="single" w:sz="8" w:space="0" w:color="000000"/>
+            </w:tcBorders>
+          </w:tcPr>
+          <w:p>
+            <w:proofErr w:type="spellStart"/>
+            <w:r>
+              <w:t>행동</w:t>
+            </w:r>
+            <w:proofErr w:type="spellEnd"/>
+            <w:r>
+              <w:t xml:space="preserve"> </w:t>
+            </w:r>
+            <w:proofErr w:type="spellStart"/>
+            <w:r>
+              <w:t>패턴</w:t>
+            </w:r>
+            <w:proofErr w:type="spellEnd"/>
           </w:p>
         </w:tc>
       </w:tr>
@@ -5374,24 +5956,39 @@
             </w:tcBorders>
           </w:tcPr>
           <w:p>
+            <w:proofErr w:type="spellStart"/>
             <w:r>
               <w:t>탐색형</w:t>
             </w:r>
-          </w:p>
-        </w:tc>
-        <w:tc>
-          <w:tcPr>
-            <w:tcW w:w="0" w:type="auto"/>
-            <w:tcBorders>
-              <w:top w:val="single" w:sz="8" w:space="0" w:color="000000"/>
-              <w:left w:val="single" w:sz="8" w:space="0" w:color="000000"/>
-              <w:bottom w:val="single" w:sz="8" w:space="0" w:color="000000"/>
-              <w:right w:val="single" w:sz="8" w:space="0" w:color="000000"/>
-            </w:tcBorders>
-          </w:tcPr>
-          <w:p>
-            <w:r>
-              <w:t>개방성↑, 성실성↓</w:t>
+            <w:proofErr w:type="spellEnd"/>
+          </w:p>
+        </w:tc>
+        <w:tc>
+          <w:tcPr>
+            <w:tcW w:w="0" w:type="auto"/>
+            <w:tcBorders>
+              <w:top w:val="single" w:sz="8" w:space="0" w:color="000000"/>
+              <w:left w:val="single" w:sz="8" w:space="0" w:color="000000"/>
+              <w:bottom w:val="single" w:sz="8" w:space="0" w:color="000000"/>
+              <w:right w:val="single" w:sz="8" w:space="0" w:color="000000"/>
+            </w:tcBorders>
+          </w:tcPr>
+          <w:p>
+            <w:proofErr w:type="spellStart"/>
+            <w:r>
+              <w:t>개방성</w:t>
+            </w:r>
+            <w:proofErr w:type="spellEnd"/>
+            <w:r>
+              <w:t xml:space="preserve">↑, </w:t>
+            </w:r>
+            <w:proofErr w:type="spellStart"/>
+            <w:r>
+              <w:t>성실성</w:t>
+            </w:r>
+            <w:proofErr w:type="spellEnd"/>
+            <w:r>
+              <w:t>↓</w:t>
             </w:r>
           </w:p>
         </w:tc>
@@ -5488,8 +6085,21 @@
             </w:tcBorders>
           </w:tcPr>
           <w:p>
-            <w:r>
-              <w:t>개방성↑, 성실성↑</w:t>
+            <w:proofErr w:type="spellStart"/>
+            <w:r>
+              <w:t>개방성</w:t>
+            </w:r>
+            <w:proofErr w:type="spellEnd"/>
+            <w:r>
+              <w:t xml:space="preserve">↑, </w:t>
+            </w:r>
+            <w:proofErr w:type="spellStart"/>
+            <w:r>
+              <w:t>성실성</w:t>
+            </w:r>
+            <w:proofErr w:type="spellEnd"/>
+            <w:r>
+              <w:t>↑</w:t>
             </w:r>
           </w:p>
         </w:tc>
@@ -5586,8 +6196,13 @@
             </w:tcBorders>
           </w:tcPr>
           <w:p>
-            <w:r>
-              <w:t>신경성↑</w:t>
+            <w:proofErr w:type="spellStart"/>
+            <w:r>
+              <w:t>신경성</w:t>
+            </w:r>
+            <w:proofErr w:type="spellEnd"/>
+            <w:r>
+              <w:t>↑</w:t>
             </w:r>
           </w:p>
         </w:tc>
@@ -5860,25 +6475,37 @@
             <w:pPr>
               <w:jc w:val="center"/>
             </w:pPr>
+            <w:proofErr w:type="spellStart"/>
             <w:r>
               <w:t>일치율</w:t>
             </w:r>
-          </w:p>
-        </w:tc>
-        <w:tc>
-          <w:tcPr>
-            <w:tcW w:w="0" w:type="auto"/>
-            <w:tcBorders>
-              <w:top w:val="single" w:sz="8" w:space="0" w:color="000000"/>
-              <w:left w:val="single" w:sz="8" w:space="0" w:color="000000"/>
-              <w:bottom w:val="single" w:sz="8" w:space="0" w:color="000000"/>
-              <w:right w:val="single" w:sz="8" w:space="0" w:color="000000"/>
-            </w:tcBorders>
-          </w:tcPr>
-          <w:p>
-            <w:r>
-              <w:t>포착한 테마</w:t>
-            </w:r>
+            <w:proofErr w:type="spellEnd"/>
+          </w:p>
+        </w:tc>
+        <w:tc>
+          <w:tcPr>
+            <w:tcW w:w="0" w:type="auto"/>
+            <w:tcBorders>
+              <w:top w:val="single" w:sz="8" w:space="0" w:color="000000"/>
+              <w:left w:val="single" w:sz="8" w:space="0" w:color="000000"/>
+              <w:bottom w:val="single" w:sz="8" w:space="0" w:color="000000"/>
+              <w:right w:val="single" w:sz="8" w:space="0" w:color="000000"/>
+            </w:tcBorders>
+          </w:tcPr>
+          <w:p>
+            <w:proofErr w:type="spellStart"/>
+            <w:r>
+              <w:t>포착한</w:t>
+            </w:r>
+            <w:proofErr w:type="spellEnd"/>
+            <w:r>
+              <w:t xml:space="preserve"> </w:t>
+            </w:r>
+            <w:proofErr w:type="spellStart"/>
+            <w:r>
+              <w:t>테마</w:t>
+            </w:r>
+            <w:proofErr w:type="spellEnd"/>
           </w:p>
         </w:tc>
       </w:tr>
@@ -5941,7 +6568,15 @@
               <w:jc w:val="center"/>
             </w:pPr>
             <w:r>
-              <w:t>9개 일치 (90%)</w:t>
+              <w:t xml:space="preserve">9개 </w:t>
+            </w:r>
+            <w:proofErr w:type="spellStart"/>
+            <w:r>
+              <w:t>일치</w:t>
+            </w:r>
+            <w:proofErr w:type="spellEnd"/>
+            <w:r>
+              <w:t xml:space="preserve"> (90%)</w:t>
             </w:r>
           </w:p>
         </w:tc>
@@ -6043,7 +6678,15 @@
               <w:jc w:val="center"/>
             </w:pPr>
             <w:r>
-              <w:t>5개 일치 (71%)</w:t>
+              <w:t xml:space="preserve">5개 </w:t>
+            </w:r>
+            <w:proofErr w:type="spellStart"/>
+            <w:r>
+              <w:t>일치</w:t>
+            </w:r>
+            <w:proofErr w:type="spellEnd"/>
+            <w:r>
+              <w:t xml:space="preserve"> (71%)</w:t>
             </w:r>
           </w:p>
         </w:tc>
@@ -6169,9 +6812,11 @@
             </w:tcBorders>
           </w:tcPr>
           <w:p>
+            <w:proofErr w:type="spellStart"/>
             <w:r>
               <w:t>항목</w:t>
             </w:r>
+            <w:proofErr w:type="spellEnd"/>
           </w:p>
         </w:tc>
         <w:tc>
@@ -6189,7 +6834,23 @@
               <w:jc w:val="center"/>
             </w:pPr>
             <w:r>
-              <w:t>OFF (단순 모드)</w:t>
+              <w:t>OFF (</w:t>
+            </w:r>
+            <w:proofErr w:type="spellStart"/>
+            <w:r>
+              <w:t>단순</w:t>
+            </w:r>
+            <w:proofErr w:type="spellEnd"/>
+            <w:r>
+              <w:t xml:space="preserve"> </w:t>
+            </w:r>
+            <w:proofErr w:type="spellStart"/>
+            <w:r>
+              <w:t>모드</w:t>
+            </w:r>
+            <w:proofErr w:type="spellEnd"/>
+            <w:r>
+              <w:t>)</w:t>
             </w:r>
           </w:p>
         </w:tc>
@@ -6208,7 +6869,23 @@
               <w:jc w:val="center"/>
             </w:pPr>
             <w:r>
-              <w:t>ON (전체 모드)</w:t>
+              <w:t>ON (</w:t>
+            </w:r>
+            <w:proofErr w:type="spellStart"/>
+            <w:r>
+              <w:t>전체</w:t>
+            </w:r>
+            <w:proofErr w:type="spellEnd"/>
+            <w:r>
+              <w:t xml:space="preserve"> </w:t>
+            </w:r>
+            <w:proofErr w:type="spellStart"/>
+            <w:r>
+              <w:t>모드</w:t>
+            </w:r>
+            <w:proofErr w:type="spellEnd"/>
+            <w:r>
+              <w:t>)</w:t>
             </w:r>
           </w:p>
         </w:tc>
@@ -6225,9 +6902,19 @@
             </w:tcBorders>
           </w:tcPr>
           <w:p>
-            <w:r>
-              <w:t>유용성·사용성 점수</w:t>
-            </w:r>
+            <w:proofErr w:type="spellStart"/>
+            <w:r>
+              <w:t>유용성·사용성</w:t>
+            </w:r>
+            <w:proofErr w:type="spellEnd"/>
+            <w:r>
+              <w:t xml:space="preserve"> </w:t>
+            </w:r>
+            <w:proofErr w:type="spellStart"/>
+            <w:r>
+              <w:t>점수</w:t>
+            </w:r>
+            <w:proofErr w:type="spellEnd"/>
           </w:p>
         </w:tc>
         <w:tc>
@@ -6245,7 +6932,31 @@
               <w:jc w:val="center"/>
             </w:pPr>
             <w:r>
-              <w:t>0.2~0.3p 높음 (과하게 긍정적)</w:t>
+              <w:t xml:space="preserve">0.2~0.3p </w:t>
+            </w:r>
+            <w:proofErr w:type="spellStart"/>
+            <w:r>
+              <w:t>높음</w:t>
+            </w:r>
+            <w:proofErr w:type="spellEnd"/>
+            <w:r>
+              <w:t xml:space="preserve"> (</w:t>
+            </w:r>
+            <w:proofErr w:type="spellStart"/>
+            <w:r>
+              <w:t>과하게</w:t>
+            </w:r>
+            <w:proofErr w:type="spellEnd"/>
+            <w:r>
+              <w:t xml:space="preserve"> </w:t>
+            </w:r>
+            <w:proofErr w:type="spellStart"/>
+            <w:r>
+              <w:t>긍정적</w:t>
+            </w:r>
+            <w:proofErr w:type="spellEnd"/>
+            <w:r>
+              <w:t>)</w:t>
             </w:r>
           </w:p>
         </w:tc>
@@ -6263,9 +6974,19 @@
             <w:pPr>
               <w:jc w:val="center"/>
             </w:pPr>
-            <w:r>
-              <w:t>현실적인 범위</w:t>
-            </w:r>
+            <w:proofErr w:type="spellStart"/>
+            <w:r>
+              <w:t>현실적인</w:t>
+            </w:r>
+            <w:proofErr w:type="spellEnd"/>
+            <w:r>
+              <w:t xml:space="preserve"> </w:t>
+            </w:r>
+            <w:proofErr w:type="spellStart"/>
+            <w:r>
+              <w:t>범위</w:t>
+            </w:r>
+            <w:proofErr w:type="spellEnd"/>
           </w:p>
         </w:tc>
       </w:tr>
@@ -6281,9 +7002,19 @@
             </w:tcBorders>
           </w:tcPr>
           <w:p>
-            <w:r>
-              <w:t>이탈 반응</w:t>
-            </w:r>
+            <w:proofErr w:type="spellStart"/>
+            <w:r>
+              <w:t>이탈</w:t>
+            </w:r>
+            <w:proofErr w:type="spellEnd"/>
+            <w:r>
+              <w:t xml:space="preserve"> </w:t>
+            </w:r>
+            <w:proofErr w:type="spellStart"/>
+            <w:r>
+              <w:t>반응</w:t>
+            </w:r>
+            <w:proofErr w:type="spellEnd"/>
           </w:p>
         </w:tc>
         <w:tc>
@@ -6301,7 +7032,15 @@
               <w:jc w:val="center"/>
             </w:pPr>
             <w:r>
-              <w:t>0건 (비현실적)</w:t>
+              <w:t>0건 (</w:t>
+            </w:r>
+            <w:proofErr w:type="spellStart"/>
+            <w:r>
+              <w:t>비현실적</w:t>
+            </w:r>
+            <w:proofErr w:type="spellEnd"/>
+            <w:r>
+              <w:t>)</w:t>
             </w:r>
           </w:p>
         </w:tc>
@@ -6375,9 +7114,19 @@
             <w:pPr>
               <w:jc w:val="center"/>
             </w:pPr>
-            <w:r>
-              <w:t>그대로 노출</w:t>
-            </w:r>
+            <w:proofErr w:type="spellStart"/>
+            <w:r>
+              <w:t>그대로</w:t>
+            </w:r>
+            <w:proofErr w:type="spellEnd"/>
+            <w:r>
+              <w:t xml:space="preserve"> </w:t>
+            </w:r>
+            <w:proofErr w:type="spellStart"/>
+            <w:r>
+              <w:t>노출</w:t>
+            </w:r>
+            <w:proofErr w:type="spellEnd"/>
           </w:p>
         </w:tc>
         <w:tc>
@@ -6394,9 +7143,19 @@
             <w:pPr>
               <w:jc w:val="center"/>
             </w:pPr>
-            <w:r>
-              <w:t>구조적으로 감소</w:t>
-            </w:r>
+            <w:proofErr w:type="spellStart"/>
+            <w:r>
+              <w:t>구조적으로</w:t>
+            </w:r>
+            <w:proofErr w:type="spellEnd"/>
+            <w:r>
+              <w:t xml:space="preserve"> </w:t>
+            </w:r>
+            <w:proofErr w:type="spellStart"/>
+            <w:r>
+              <w:t>감소</w:t>
+            </w:r>
+            <w:proofErr w:type="spellEnd"/>
           </w:p>
         </w:tc>
       </w:tr>
@@ -6558,25 +7317,37 @@
             </w:tcBorders>
           </w:tcPr>
           <w:p>
-            <w:r>
-              <w:t>국내 서비스</w:t>
-            </w:r>
-          </w:p>
-        </w:tc>
-        <w:tc>
-          <w:tcPr>
-            <w:tcW w:w="0" w:type="auto"/>
-            <w:tcBorders>
-              <w:top w:val="single" w:sz="8" w:space="0" w:color="000000"/>
-              <w:left w:val="single" w:sz="8" w:space="0" w:color="000000"/>
-              <w:bottom w:val="single" w:sz="8" w:space="0" w:color="000000"/>
-              <w:right w:val="single" w:sz="8" w:space="0" w:color="000000"/>
-            </w:tcBorders>
-          </w:tcPr>
-          <w:p>
+            <w:proofErr w:type="spellStart"/>
+            <w:r>
+              <w:t>국내</w:t>
+            </w:r>
+            <w:proofErr w:type="spellEnd"/>
+            <w:r>
+              <w:t xml:space="preserve"> </w:t>
+            </w:r>
+            <w:proofErr w:type="spellStart"/>
+            <w:r>
+              <w:t>서비스</w:t>
+            </w:r>
+            <w:proofErr w:type="spellEnd"/>
+          </w:p>
+        </w:tc>
+        <w:tc>
+          <w:tcPr>
+            <w:tcW w:w="0" w:type="auto"/>
+            <w:tcBorders>
+              <w:top w:val="single" w:sz="8" w:space="0" w:color="000000"/>
+              <w:left w:val="single" w:sz="8" w:space="0" w:color="000000"/>
+              <w:bottom w:val="single" w:sz="8" w:space="0" w:color="000000"/>
+              <w:right w:val="single" w:sz="8" w:space="0" w:color="000000"/>
+            </w:tcBorders>
+          </w:tcPr>
+          <w:p>
+            <w:proofErr w:type="spellStart"/>
             <w:r>
               <w:t>방식</w:t>
             </w:r>
+            <w:proofErr w:type="spellEnd"/>
           </w:p>
         </w:tc>
         <w:tc>
@@ -6655,9 +7426,19 @@
             </w:tcBorders>
           </w:tcPr>
           <w:p>
-            <w:r>
-              <w:t>히트맵·클릭 추적</w:t>
-            </w:r>
+            <w:proofErr w:type="spellStart"/>
+            <w:r>
+              <w:t>히트맵·클릭</w:t>
+            </w:r>
+            <w:proofErr w:type="spellEnd"/>
+            <w:r>
+              <w:t xml:space="preserve"> </w:t>
+            </w:r>
+            <w:proofErr w:type="spellStart"/>
+            <w:r>
+              <w:t>추적</w:t>
+            </w:r>
+            <w:proofErr w:type="spellEnd"/>
           </w:p>
         </w:tc>
         <w:tc>
@@ -6715,9 +7496,27 @@
             </w:tcBorders>
           </w:tcPr>
           <w:p>
-            <w:r>
-              <w:t>실제 패널 + AI 분석</w:t>
-            </w:r>
+            <w:proofErr w:type="spellStart"/>
+            <w:r>
+              <w:t>실제</w:t>
+            </w:r>
+            <w:proofErr w:type="spellEnd"/>
+            <w:r>
+              <w:t xml:space="preserve"> </w:t>
+            </w:r>
+            <w:proofErr w:type="spellStart"/>
+            <w:r>
+              <w:t>패널</w:t>
+            </w:r>
+            <w:proofErr w:type="spellEnd"/>
+            <w:r>
+              <w:t xml:space="preserve"> + AI </w:t>
+            </w:r>
+            <w:proofErr w:type="spellStart"/>
+            <w:r>
+              <w:t>분석</w:t>
+            </w:r>
+            <w:proofErr w:type="spellEnd"/>
           </w:p>
         </w:tc>
         <w:tc>
@@ -6776,8 +7575,21 @@
           </w:tcPr>
           <w:p>
             <w:r>
-              <w:t>AI 인터뷰 보조</w:t>
-            </w:r>
+              <w:t xml:space="preserve">AI </w:t>
+            </w:r>
+            <w:proofErr w:type="spellStart"/>
+            <w:r>
+              <w:t>인터뷰</w:t>
+            </w:r>
+            <w:proofErr w:type="spellEnd"/>
+            <w:r>
+              <w:t xml:space="preserve"> </w:t>
+            </w:r>
+            <w:proofErr w:type="spellStart"/>
+            <w:r>
+              <w:t>보조</w:t>
+            </w:r>
+            <w:proofErr w:type="spellEnd"/>
           </w:p>
         </w:tc>
         <w:tc>
@@ -6843,9 +7655,27 @@
             </w:tcBorders>
           </w:tcPr>
           <w:p>
-            <w:r>
-              <w:t>리서치 설계 자동화</w:t>
-            </w:r>
+            <w:proofErr w:type="spellStart"/>
+            <w:r>
+              <w:t>리서치</w:t>
+            </w:r>
+            <w:proofErr w:type="spellEnd"/>
+            <w:r>
+              <w:t xml:space="preserve"> </w:t>
+            </w:r>
+            <w:proofErr w:type="spellStart"/>
+            <w:r>
+              <w:t>설계</w:t>
+            </w:r>
+            <w:proofErr w:type="spellEnd"/>
+            <w:r>
+              <w:t xml:space="preserve"> </w:t>
+            </w:r>
+            <w:proofErr w:type="spellStart"/>
+            <w:r>
+              <w:t>자동화</w:t>
+            </w:r>
+            <w:proofErr w:type="spellEnd"/>
           </w:p>
         </w:tc>
         <w:tc>
@@ -6896,7 +7726,7 @@
     <w:p>
       <w:r>
         <w:pict w14:anchorId="57CB695E">
-          <v:rect id="_x0000_i1071" style="width:0;height:1.5pt" o:hralign="center" o:hrstd="t" o:hr="t"/>
+          <v:rect id="_x0000_i1029" style="width:0;height:1.5pt" o:hralign="center" o:hrstd="t" o:hr="t"/>
         </w:pict>
       </w:r>
     </w:p>
@@ -7066,41 +7896,55 @@
             </w:tcBorders>
           </w:tcPr>
           <w:p>
+            <w:proofErr w:type="spellStart"/>
             <w:r>
               <w:t>연구</w:t>
             </w:r>
-          </w:p>
-        </w:tc>
-        <w:tc>
-          <w:tcPr>
-            <w:tcW w:w="0" w:type="auto"/>
-            <w:tcBorders>
-              <w:top w:val="single" w:sz="8" w:space="0" w:color="000000"/>
-              <w:left w:val="single" w:sz="8" w:space="0" w:color="000000"/>
-              <w:bottom w:val="single" w:sz="8" w:space="0" w:color="000000"/>
-              <w:right w:val="single" w:sz="8" w:space="0" w:color="000000"/>
-            </w:tcBorders>
-          </w:tcPr>
-          <w:p>
-            <w:r>
-              <w:t>핵심 발견</w:t>
-            </w:r>
-          </w:p>
-        </w:tc>
-        <w:tc>
-          <w:tcPr>
-            <w:tcW w:w="0" w:type="auto"/>
-            <w:tcBorders>
-              <w:top w:val="single" w:sz="8" w:space="0" w:color="000000"/>
-              <w:left w:val="single" w:sz="8" w:space="0" w:color="000000"/>
-              <w:bottom w:val="single" w:sz="8" w:space="0" w:color="000000"/>
-              <w:right w:val="single" w:sz="8" w:space="0" w:color="000000"/>
-            </w:tcBorders>
-          </w:tcPr>
-          <w:p>
+            <w:proofErr w:type="spellEnd"/>
+          </w:p>
+        </w:tc>
+        <w:tc>
+          <w:tcPr>
+            <w:tcW w:w="0" w:type="auto"/>
+            <w:tcBorders>
+              <w:top w:val="single" w:sz="8" w:space="0" w:color="000000"/>
+              <w:left w:val="single" w:sz="8" w:space="0" w:color="000000"/>
+              <w:bottom w:val="single" w:sz="8" w:space="0" w:color="000000"/>
+              <w:right w:val="single" w:sz="8" w:space="0" w:color="000000"/>
+            </w:tcBorders>
+          </w:tcPr>
+          <w:p>
+            <w:proofErr w:type="spellStart"/>
+            <w:r>
+              <w:t>핵심</w:t>
+            </w:r>
+            <w:proofErr w:type="spellEnd"/>
+            <w:r>
+              <w:t xml:space="preserve"> </w:t>
+            </w:r>
+            <w:proofErr w:type="spellStart"/>
+            <w:r>
+              <w:t>발견</w:t>
+            </w:r>
+            <w:proofErr w:type="spellEnd"/>
+          </w:p>
+        </w:tc>
+        <w:tc>
+          <w:tcPr>
+            <w:tcW w:w="0" w:type="auto"/>
+            <w:tcBorders>
+              <w:top w:val="single" w:sz="8" w:space="0" w:color="000000"/>
+              <w:left w:val="single" w:sz="8" w:space="0" w:color="000000"/>
+              <w:bottom w:val="single" w:sz="8" w:space="0" w:color="000000"/>
+              <w:right w:val="single" w:sz="8" w:space="0" w:color="000000"/>
+            </w:tcBorders>
+          </w:tcPr>
+          <w:p>
+            <w:proofErr w:type="spellStart"/>
             <w:r>
               <w:t>출처</w:t>
             </w:r>
+            <w:proofErr w:type="spellEnd"/>
           </w:p>
         </w:tc>
       </w:tr>
@@ -7117,8 +7961,29 @@
           </w:tcPr>
           <w:p>
             <w:r>
-              <w:t>AI 아부 행동 분석</w:t>
-            </w:r>
+              <w:t xml:space="preserve">AI </w:t>
+            </w:r>
+            <w:proofErr w:type="spellStart"/>
+            <w:r>
+              <w:t>아부</w:t>
+            </w:r>
+            <w:proofErr w:type="spellEnd"/>
+            <w:r>
+              <w:t xml:space="preserve"> </w:t>
+            </w:r>
+            <w:proofErr w:type="spellStart"/>
+            <w:r>
+              <w:t>행동</w:t>
+            </w:r>
+            <w:proofErr w:type="spellEnd"/>
+            <w:r>
+              <w:t xml:space="preserve"> </w:t>
+            </w:r>
+            <w:proofErr w:type="spellStart"/>
+            <w:r>
+              <w:t>분석</w:t>
+            </w:r>
+            <w:proofErr w:type="spellEnd"/>
           </w:p>
         </w:tc>
         <w:tc>
@@ -7193,9 +8058,19 @@
             </w:tcBorders>
           </w:tcPr>
           <w:p>
-            <w:r>
-              <w:t>동조율 비교</w:t>
-            </w:r>
+            <w:proofErr w:type="spellStart"/>
+            <w:r>
+              <w:t>동조율</w:t>
+            </w:r>
+            <w:proofErr w:type="spellEnd"/>
+            <w:r>
+              <w:t xml:space="preserve"> </w:t>
+            </w:r>
+            <w:proofErr w:type="spellStart"/>
+            <w:r>
+              <w:t>비교</w:t>
+            </w:r>
+            <w:proofErr w:type="spellEnd"/>
           </w:p>
         </w:tc>
         <w:tc>
@@ -7257,9 +8132,19 @@
             </w:tcBorders>
           </w:tcPr>
           <w:p>
-            <w:r>
-              <w:t>모델 간 평가</w:t>
-            </w:r>
+            <w:proofErr w:type="spellStart"/>
+            <w:r>
+              <w:t>모델</w:t>
+            </w:r>
+            <w:proofErr w:type="spellEnd"/>
+            <w:r>
+              <w:t xml:space="preserve"> 간 </w:t>
+            </w:r>
+            <w:proofErr w:type="spellStart"/>
+            <w:r>
+              <w:t>평가</w:t>
+            </w:r>
+            <w:proofErr w:type="spellEnd"/>
           </w:p>
         </w:tc>
         <w:tc>
@@ -7317,7 +8202,7 @@
       <w:bookmarkEnd w:id="23"/>
       <w:r>
         <w:pict w14:anchorId="31961776">
-          <v:rect id="_x0000_i1072" style="width:0;height:1.5pt" o:hralign="center" o:hrstd="t" o:hr="t"/>
+          <v:rect id="_x0000_i1030" style="width:0;height:1.5pt" o:hralign="center" o:hrstd="t" o:hr="t"/>
         </w:pict>
       </w:r>
     </w:p>
@@ -7462,25 +8347,29 @@
             </w:tcBorders>
           </w:tcPr>
           <w:p>
+            <w:proofErr w:type="spellStart"/>
             <w:r>
               <w:t>논문</w:t>
             </w:r>
-          </w:p>
-        </w:tc>
-        <w:tc>
-          <w:tcPr>
-            <w:tcW w:w="0" w:type="auto"/>
-            <w:tcBorders>
-              <w:top w:val="single" w:sz="8" w:space="0" w:color="000000"/>
-              <w:left w:val="single" w:sz="8" w:space="0" w:color="000000"/>
-              <w:bottom w:val="single" w:sz="8" w:space="0" w:color="000000"/>
-              <w:right w:val="single" w:sz="8" w:space="0" w:color="000000"/>
-            </w:tcBorders>
-          </w:tcPr>
-          <w:p>
+            <w:proofErr w:type="spellEnd"/>
+          </w:p>
+        </w:tc>
+        <w:tc>
+          <w:tcPr>
+            <w:tcW w:w="0" w:type="auto"/>
+            <w:tcBorders>
+              <w:top w:val="single" w:sz="8" w:space="0" w:color="000000"/>
+              <w:left w:val="single" w:sz="8" w:space="0" w:color="000000"/>
+              <w:bottom w:val="single" w:sz="8" w:space="0" w:color="000000"/>
+              <w:right w:val="single" w:sz="8" w:space="0" w:color="000000"/>
+            </w:tcBorders>
+          </w:tcPr>
+          <w:p>
+            <w:proofErr w:type="spellStart"/>
             <w:r>
               <w:t>기여</w:t>
             </w:r>
+            <w:proofErr w:type="spellEnd"/>
           </w:p>
         </w:tc>
         <w:tc>
@@ -7550,7 +8439,6 @@
           <w:p>
             <w:pPr>
               <w:rPr>
-                <w:rFonts w:hint="eastAsia"/>
                 <w:lang w:eastAsia="ko-KR"/>
               </w:rPr>
             </w:pPr>
@@ -7670,7 +8558,6 @@
           <w:p>
             <w:pPr>
               <w:rPr>
-                <w:rFonts w:hint="eastAsia"/>
                 <w:lang w:eastAsia="ko-KR"/>
               </w:rPr>
             </w:pPr>
@@ -7893,9 +8780,11 @@
             </w:tcBorders>
           </w:tcPr>
           <w:p>
+            <w:proofErr w:type="spellStart"/>
             <w:r>
               <w:t>기여</w:t>
             </w:r>
+            <w:proofErr w:type="spellEnd"/>
           </w:p>
         </w:tc>
         <w:tc>
@@ -8260,9 +9149,11 @@
             </w:tcBorders>
           </w:tcPr>
           <w:p>
+            <w:proofErr w:type="spellStart"/>
             <w:r>
               <w:t>기여</w:t>
             </w:r>
+            <w:proofErr w:type="spellEnd"/>
           </w:p>
         </w:tc>
         <w:tc>
@@ -8381,8 +9272,13 @@
           </w:tcPr>
           <w:p>
             <w:r>
-              <w:t>GM-Player 아키텍처</w:t>
-            </w:r>
+              <w:t xml:space="preserve">GM-Player </w:t>
+            </w:r>
+            <w:proofErr w:type="spellStart"/>
+            <w:r>
+              <w:t>아키텍처</w:t>
+            </w:r>
+            <w:proofErr w:type="spellEnd"/>
           </w:p>
         </w:tc>
         <w:tc>
@@ -8554,25 +9450,29 @@
             </w:tcBorders>
           </w:tcPr>
           <w:p>
+            <w:proofErr w:type="spellStart"/>
             <w:r>
               <w:t>이론</w:t>
             </w:r>
-          </w:p>
-        </w:tc>
-        <w:tc>
-          <w:tcPr>
-            <w:tcW w:w="0" w:type="auto"/>
-            <w:tcBorders>
-              <w:top w:val="single" w:sz="8" w:space="0" w:color="000000"/>
-              <w:left w:val="single" w:sz="8" w:space="0" w:color="000000"/>
-              <w:bottom w:val="single" w:sz="8" w:space="0" w:color="000000"/>
-              <w:right w:val="single" w:sz="8" w:space="0" w:color="000000"/>
-            </w:tcBorders>
-          </w:tcPr>
-          <w:p>
+            <w:proofErr w:type="spellEnd"/>
+          </w:p>
+        </w:tc>
+        <w:tc>
+          <w:tcPr>
+            <w:tcW w:w="0" w:type="auto"/>
+            <w:tcBorders>
+              <w:top w:val="single" w:sz="8" w:space="0" w:color="000000"/>
+              <w:left w:val="single" w:sz="8" w:space="0" w:color="000000"/>
+              <w:bottom w:val="single" w:sz="8" w:space="0" w:color="000000"/>
+              <w:right w:val="single" w:sz="8" w:space="0" w:color="000000"/>
+            </w:tcBorders>
+          </w:tcPr>
+          <w:p>
+            <w:proofErr w:type="spellStart"/>
             <w:r>
               <w:t>핵심</w:t>
             </w:r>
+            <w:proofErr w:type="spellEnd"/>
           </w:p>
         </w:tc>
         <w:tc>
@@ -8589,9 +9489,19 @@
             <w:pPr>
               <w:jc w:val="center"/>
             </w:pPr>
-            <w:r>
-              <w:t>적용 레이어</w:t>
-            </w:r>
+            <w:proofErr w:type="spellStart"/>
+            <w:r>
+              <w:t>적용</w:t>
+            </w:r>
+            <w:proofErr w:type="spellEnd"/>
+            <w:r>
+              <w:t xml:space="preserve"> </w:t>
+            </w:r>
+            <w:proofErr w:type="spellStart"/>
+            <w:r>
+              <w:t>레이어</w:t>
+            </w:r>
+            <w:proofErr w:type="spellEnd"/>
           </w:p>
         </w:tc>
       </w:tr>
@@ -8608,24 +9518,58 @@
           </w:tcPr>
           <w:p>
             <w:r>
-              <w:t>Big Five 성격 모델</w:t>
-            </w:r>
-          </w:p>
-        </w:tc>
-        <w:tc>
-          <w:tcPr>
-            <w:tcW w:w="0" w:type="auto"/>
-            <w:tcBorders>
-              <w:top w:val="single" w:sz="8" w:space="0" w:color="000000"/>
-              <w:left w:val="single" w:sz="8" w:space="0" w:color="000000"/>
-              <w:bottom w:val="single" w:sz="8" w:space="0" w:color="000000"/>
-              <w:right w:val="single" w:sz="8" w:space="0" w:color="000000"/>
-            </w:tcBorders>
-          </w:tcPr>
-          <w:p>
-            <w:r>
-              <w:t>5요인 성격 → 행동 성향</w:t>
-            </w:r>
+              <w:t xml:space="preserve">Big Five </w:t>
+            </w:r>
+            <w:proofErr w:type="spellStart"/>
+            <w:r>
+              <w:t>성격</w:t>
+            </w:r>
+            <w:proofErr w:type="spellEnd"/>
+            <w:r>
+              <w:t xml:space="preserve"> </w:t>
+            </w:r>
+            <w:proofErr w:type="spellStart"/>
+            <w:r>
+              <w:t>모델</w:t>
+            </w:r>
+            <w:proofErr w:type="spellEnd"/>
+          </w:p>
+        </w:tc>
+        <w:tc>
+          <w:tcPr>
+            <w:tcW w:w="0" w:type="auto"/>
+            <w:tcBorders>
+              <w:top w:val="single" w:sz="8" w:space="0" w:color="000000"/>
+              <w:left w:val="single" w:sz="8" w:space="0" w:color="000000"/>
+              <w:bottom w:val="single" w:sz="8" w:space="0" w:color="000000"/>
+              <w:right w:val="single" w:sz="8" w:space="0" w:color="000000"/>
+            </w:tcBorders>
+          </w:tcPr>
+          <w:p>
+            <w:r>
+              <w:t xml:space="preserve">5요인 </w:t>
+            </w:r>
+            <w:proofErr w:type="spellStart"/>
+            <w:r>
+              <w:t>성격</w:t>
+            </w:r>
+            <w:proofErr w:type="spellEnd"/>
+            <w:r>
+              <w:t xml:space="preserve"> → </w:t>
+            </w:r>
+            <w:proofErr w:type="spellStart"/>
+            <w:r>
+              <w:t>행동</w:t>
+            </w:r>
+            <w:proofErr w:type="spellEnd"/>
+            <w:r>
+              <w:t xml:space="preserve"> </w:t>
+            </w:r>
+            <w:proofErr w:type="spellStart"/>
+            <w:r>
+              <w:t>성향</w:t>
+            </w:r>
+            <w:proofErr w:type="spellEnd"/>
           </w:p>
         </w:tc>
         <w:tc>
@@ -8749,7 +9693,15 @@
           </w:tcPr>
           <w:p>
             <w:r>
-              <w:t>Cognitive Load Theory (Sweller, 1988)</w:t>
+              <w:t>Cognitive Load Theory (</w:t>
+            </w:r>
+            <w:proofErr w:type="spellStart"/>
+            <w:r>
+              <w:t>Sweller</w:t>
+            </w:r>
+            <w:proofErr w:type="spellEnd"/>
+            <w:r>
+              <w:t>, 1988)</w:t>
             </w:r>
           </w:p>
         </w:tc>
@@ -8825,9 +9777,27 @@
             </w:tcBorders>
           </w:tcPr>
           <w:p>
-            <w:r>
-              <w:t>유용성 × 사용 용이성</w:t>
-            </w:r>
+            <w:proofErr w:type="spellStart"/>
+            <w:r>
+              <w:t>유용성</w:t>
+            </w:r>
+            <w:proofErr w:type="spellEnd"/>
+            <w:r>
+              <w:t xml:space="preserve"> × </w:t>
+            </w:r>
+            <w:proofErr w:type="spellStart"/>
+            <w:r>
+              <w:t>사용</w:t>
+            </w:r>
+            <w:proofErr w:type="spellEnd"/>
+            <w:r>
+              <w:t xml:space="preserve"> </w:t>
+            </w:r>
+            <w:proofErr w:type="spellStart"/>
+            <w:r>
+              <w:t>용이성</w:t>
+            </w:r>
+            <w:proofErr w:type="spellEnd"/>
           </w:p>
         </w:tc>
         <w:tc>
@@ -8863,24 +9833,53 @@
           </w:tcPr>
           <w:p>
             <w:r>
-              <w:t>OCC Model (Ortony, Clore, Collins, 1988)</w:t>
-            </w:r>
-          </w:p>
-        </w:tc>
-        <w:tc>
-          <w:tcPr>
-            <w:tcW w:w="0" w:type="auto"/>
-            <w:tcBorders>
-              <w:top w:val="single" w:sz="8" w:space="0" w:color="000000"/>
-              <w:left w:val="single" w:sz="8" w:space="0" w:color="000000"/>
-              <w:bottom w:val="single" w:sz="8" w:space="0" w:color="000000"/>
-              <w:right w:val="single" w:sz="8" w:space="0" w:color="000000"/>
-            </w:tcBorders>
-          </w:tcPr>
-          <w:p>
-            <w:r>
-              <w:t>22개 감정 × 3종 자극 분류</w:t>
-            </w:r>
+              <w:t>OCC Model (</w:t>
+            </w:r>
+            <w:proofErr w:type="spellStart"/>
+            <w:r>
+              <w:t>Ortony</w:t>
+            </w:r>
+            <w:proofErr w:type="spellEnd"/>
+            <w:r>
+              <w:t>, Clore, Collins, 1988)</w:t>
+            </w:r>
+          </w:p>
+        </w:tc>
+        <w:tc>
+          <w:tcPr>
+            <w:tcW w:w="0" w:type="auto"/>
+            <w:tcBorders>
+              <w:top w:val="single" w:sz="8" w:space="0" w:color="000000"/>
+              <w:left w:val="single" w:sz="8" w:space="0" w:color="000000"/>
+              <w:bottom w:val="single" w:sz="8" w:space="0" w:color="000000"/>
+              <w:right w:val="single" w:sz="8" w:space="0" w:color="000000"/>
+            </w:tcBorders>
+          </w:tcPr>
+          <w:p>
+            <w:r>
+              <w:t xml:space="preserve">22개 </w:t>
+            </w:r>
+            <w:proofErr w:type="spellStart"/>
+            <w:r>
+              <w:t>감정</w:t>
+            </w:r>
+            <w:proofErr w:type="spellEnd"/>
+            <w:r>
+              <w:t xml:space="preserve"> × 3종 </w:t>
+            </w:r>
+            <w:proofErr w:type="spellStart"/>
+            <w:r>
+              <w:t>자극</w:t>
+            </w:r>
+            <w:proofErr w:type="spellEnd"/>
+            <w:r>
+              <w:t xml:space="preserve"> </w:t>
+            </w:r>
+            <w:proofErr w:type="spellStart"/>
+            <w:r>
+              <w:t>분류</w:t>
+            </w:r>
+            <w:proofErr w:type="spellEnd"/>
           </w:p>
         </w:tc>
         <w:tc>
@@ -9007,8 +10006,13 @@
           </w:tcPr>
           <w:p>
             <w:r>
-              <w:t>Belief-Desire-Intention 의사결정</w:t>
-            </w:r>
+              <w:t xml:space="preserve">Belief-Desire-Intention </w:t>
+            </w:r>
+            <w:proofErr w:type="spellStart"/>
+            <w:r>
+              <w:t>의사결정</w:t>
+            </w:r>
+            <w:proofErr w:type="spellEnd"/>
           </w:p>
         </w:tc>
         <w:tc>
@@ -9059,9 +10063,27 @@
             </w:tcBorders>
           </w:tcPr>
           <w:p>
-            <w:r>
-              <w:t>동기 × 능력 × 트리거</w:t>
-            </w:r>
+            <w:proofErr w:type="spellStart"/>
+            <w:r>
+              <w:t>동기</w:t>
+            </w:r>
+            <w:proofErr w:type="spellEnd"/>
+            <w:r>
+              <w:t xml:space="preserve"> × </w:t>
+            </w:r>
+            <w:proofErr w:type="spellStart"/>
+            <w:r>
+              <w:t>능력</w:t>
+            </w:r>
+            <w:proofErr w:type="spellEnd"/>
+            <w:r>
+              <w:t xml:space="preserve"> × </w:t>
+            </w:r>
+            <w:proofErr w:type="spellStart"/>
+            <w:r>
+              <w:t>트리거</w:t>
+            </w:r>
+            <w:proofErr w:type="spellEnd"/>
           </w:p>
         </w:tc>
         <w:tc>
@@ -9155,15 +10177,19 @@
       <w:r>
         <w:t xml:space="preserve">6-5. </w:t>
       </w:r>
+      <w:proofErr w:type="spellStart"/>
       <w:r>
         <w:t>기억</w:t>
       </w:r>
+      <w:proofErr w:type="spellEnd"/>
       <w:r>
         <w:t xml:space="preserve"> </w:t>
       </w:r>
+      <w:proofErr w:type="spellStart"/>
       <w:r>
         <w:t>시스템</w:t>
       </w:r>
+      <w:proofErr w:type="spellEnd"/>
     </w:p>
     <w:tbl>
       <w:tblPr>
@@ -9198,9 +10224,11 @@
             </w:tcBorders>
           </w:tcPr>
           <w:p>
+            <w:proofErr w:type="spellStart"/>
             <w:r>
               <w:t>시스템</w:t>
             </w:r>
+            <w:proofErr w:type="spellEnd"/>
           </w:p>
         </w:tc>
         <w:tc>
@@ -9321,8 +10349,13 @@
             </w:tcBorders>
           </w:tcPr>
           <w:p>
-            <w:r>
-              <w:t>시간축 Knowledge Graph, bi-temporal model</w:t>
+            <w:proofErr w:type="spellStart"/>
+            <w:r>
+              <w:t>시간축</w:t>
+            </w:r>
+            <w:proofErr w:type="spellEnd"/>
+            <w:r>
+              <w:t xml:space="preserve"> Knowledge Graph, bi-temporal model</w:t>
             </w:r>
           </w:p>
         </w:tc>
@@ -9340,7 +10373,15 @@
           </w:tcPr>
           <w:p>
             <w:r>
-              <w:t>A-Mem (NeurIPS 2025)</w:t>
+              <w:t>A-Mem (</w:t>
+            </w:r>
+            <w:proofErr w:type="spellStart"/>
+            <w:r>
+              <w:t>NeurIPS</w:t>
+            </w:r>
+            <w:proofErr w:type="spellEnd"/>
+            <w:r>
+              <w:t xml:space="preserve"> 2025)</w:t>
             </w:r>
           </w:p>
         </w:tc>
@@ -9381,7 +10422,7 @@
     <w:p>
       <w:r>
         <w:pict w14:anchorId="660EDB50">
-          <v:rect id="_x0000_i1073" style="width:0;height:1.5pt" o:hralign="center" o:hrstd="t" o:hr="t"/>
+          <v:rect id="_x0000_i1031" style="width:0;height:1.5pt" o:hralign="center" o:hrstd="t" o:hr="t"/>
         </w:pict>
       </w:r>
     </w:p>
@@ -9498,9 +10539,11 @@
             </w:tcBorders>
           </w:tcPr>
           <w:p>
+            <w:proofErr w:type="spellStart"/>
             <w:r>
               <w:t>세그먼트</w:t>
             </w:r>
+            <w:proofErr w:type="spellEnd"/>
           </w:p>
         </w:tc>
         <w:tc>
@@ -9517,9 +10560,19 @@
             <w:pPr>
               <w:jc w:val="center"/>
             </w:pPr>
-            <w:r>
-              <w:t>건당 평균</w:t>
-            </w:r>
+            <w:proofErr w:type="spellStart"/>
+            <w:r>
+              <w:t>건당</w:t>
+            </w:r>
+            <w:proofErr w:type="spellEnd"/>
+            <w:r>
+              <w:t xml:space="preserve"> </w:t>
+            </w:r>
+            <w:proofErr w:type="spellStart"/>
+            <w:r>
+              <w:t>평균</w:t>
+            </w:r>
+            <w:proofErr w:type="spellEnd"/>
           </w:p>
         </w:tc>
         <w:tc>
@@ -9536,9 +10589,19 @@
             <w:pPr>
               <w:jc w:val="center"/>
             </w:pPr>
-            <w:r>
-              <w:t>연간 사용</w:t>
-            </w:r>
+            <w:proofErr w:type="spellStart"/>
+            <w:r>
+              <w:t>연간</w:t>
+            </w:r>
+            <w:proofErr w:type="spellEnd"/>
+            <w:r>
+              <w:t xml:space="preserve"> </w:t>
+            </w:r>
+            <w:proofErr w:type="spellStart"/>
+            <w:r>
+              <w:t>사용</w:t>
+            </w:r>
+            <w:proofErr w:type="spellEnd"/>
           </w:p>
         </w:tc>
         <w:tc>
@@ -9571,9 +10634,11 @@
             </w:tcBorders>
           </w:tcPr>
           <w:p>
+            <w:proofErr w:type="spellStart"/>
             <w:r>
               <w:t>근거</w:t>
             </w:r>
+            <w:proofErr w:type="spellEnd"/>
           </w:p>
         </w:tc>
       </w:tr>
@@ -9905,8 +10970,13 @@
             </w:tcBorders>
           </w:tcPr>
           <w:p>
-            <w:r>
-              <w:t>Growth~Scale × 월 1~2회</w:t>
+            <w:proofErr w:type="spellStart"/>
+            <w:r>
+              <w:t>Growth~Scale</w:t>
+            </w:r>
+            <w:proofErr w:type="spellEnd"/>
+            <w:r>
+              <w:t xml:space="preserve"> × 월 1~2회</w:t>
             </w:r>
           </w:p>
         </w:tc>
@@ -9923,9 +10993,11 @@
             </w:tcBorders>
           </w:tcPr>
           <w:p>
+            <w:proofErr w:type="spellStart"/>
             <w:r>
               <w:t>에이전시</w:t>
             </w:r>
+            <w:proofErr w:type="spellEnd"/>
           </w:p>
         </w:tc>
         <w:tc>
@@ -10102,7 +11174,21 @@
         <w:rPr>
           <w:b/>
         </w:rPr>
-        <w:t>1년차 $240K(약 3.6억원):</w:t>
+        <w:t>1년차 $240</w:t>
+      </w:r>
+      <w:proofErr w:type="gramStart"/>
+      <w:r>
+        <w:rPr>
+          <w:b/>
+        </w:rPr>
+        <w:t>K(</w:t>
+      </w:r>
+      <w:proofErr w:type="gramEnd"/>
+      <w:r>
+        <w:rPr>
+          <w:b/>
+        </w:rPr>
+        <w:t>약 3.6억원):</w:t>
       </w:r>
     </w:p>
     <w:p>
@@ -10141,8 +11227,13 @@
           <w:numId w:val="32"/>
         </w:numPr>
       </w:pPr>
-      <w:r>
-        <w:t>UX팀 30 × $3,000 = $90K</w:t>
+      <w:proofErr w:type="spellStart"/>
+      <w:r>
+        <w:t>UX팀</w:t>
+      </w:r>
+      <w:proofErr w:type="spellEnd"/>
+      <w:r>
+        <w:t xml:space="preserve"> 30 × $3,000 = $90K</w:t>
       </w:r>
     </w:p>
     <w:p>
@@ -10152,12 +11243,21 @@
           <w:numId w:val="32"/>
         </w:numPr>
       </w:pPr>
+      <w:proofErr w:type="spellStart"/>
       <w:r>
         <w:rPr>
           <w:b/>
           <w:bCs/>
         </w:rPr>
-        <w:t>합계 = $240K</w:t>
+        <w:t>합계</w:t>
+      </w:r>
+      <w:proofErr w:type="spellEnd"/>
+      <w:r>
+        <w:rPr>
+          <w:b/>
+          <w:bCs/>
+        </w:rPr>
+        <w:t xml:space="preserve"> = $240K</w:t>
       </w:r>
     </w:p>
     <w:p>
@@ -10165,7 +11265,21 @@
         <w:rPr>
           <w:b/>
         </w:rPr>
-        <w:t>5년차 $24M(약 357.1억원):</w:t>
+        <w:t>5년차 $24</w:t>
+      </w:r>
+      <w:proofErr w:type="gramStart"/>
+      <w:r>
+        <w:rPr>
+          <w:b/>
+        </w:rPr>
+        <w:t>M(</w:t>
+      </w:r>
+      <w:proofErr w:type="gramEnd"/>
+      <w:r>
+        <w:rPr>
+          <w:b/>
+        </w:rPr>
+        <w:t>약 357.1억원):</w:t>
       </w:r>
     </w:p>
     <w:p>
@@ -10207,8 +11321,13 @@
           <w:numId w:val="33"/>
         </w:numPr>
       </w:pPr>
-      <w:r>
-        <w:t>UX팀 3,000 × $3,000 = $9.0M</w:t>
+      <w:proofErr w:type="spellStart"/>
+      <w:r>
+        <w:t>UX팀</w:t>
+      </w:r>
+      <w:proofErr w:type="spellEnd"/>
+      <w:r>
+        <w:t xml:space="preserve"> 3,000 × $3,000 = $9.0M</w:t>
       </w:r>
     </w:p>
     <w:p>
@@ -10218,8 +11337,13 @@
           <w:numId w:val="33"/>
         </w:numPr>
       </w:pPr>
-      <w:r>
-        <w:t>에이전시 800 × $10,500 = $8.4M</w:t>
+      <w:proofErr w:type="spellStart"/>
+      <w:r>
+        <w:t>에이전시</w:t>
+      </w:r>
+      <w:proofErr w:type="spellEnd"/>
+      <w:r>
+        <w:t xml:space="preserve"> 800 × $10,500 = $8.4M</w:t>
       </w:r>
     </w:p>
     <w:p>
@@ -10229,12 +11353,21 @@
           <w:numId w:val="33"/>
         </w:numPr>
       </w:pPr>
+      <w:proofErr w:type="spellStart"/>
       <w:r>
         <w:rPr>
           <w:b/>
           <w:bCs/>
         </w:rPr>
-        <w:t>합계 = $23.7M ≒ $24M</w:t>
+        <w:t>합계</w:t>
+      </w:r>
+      <w:proofErr w:type="spellEnd"/>
+      <w:r>
+        <w:rPr>
+          <w:b/>
+          <w:bCs/>
+        </w:rPr>
+        <w:t xml:space="preserve"> = $23.7M ≒ $24M</w:t>
       </w:r>
     </w:p>
     <w:p>
@@ -10246,9 +11379,11 @@
       <w:r>
         <w:t xml:space="preserve">7-3. </w:t>
       </w:r>
+      <w:proofErr w:type="spellStart"/>
       <w:r>
         <w:t>고객</w:t>
       </w:r>
+      <w:proofErr w:type="spellEnd"/>
       <w:r>
         <w:t xml:space="preserve"> </w:t>
       </w:r>
@@ -10258,15 +11393,19 @@
       <w:r>
         <w:t xml:space="preserve"> </w:t>
       </w:r>
+      <w:proofErr w:type="spellStart"/>
       <w:r>
         <w:t>성장</w:t>
       </w:r>
+      <w:proofErr w:type="spellEnd"/>
       <w:r>
         <w:t xml:space="preserve"> </w:t>
       </w:r>
+      <w:proofErr w:type="spellStart"/>
       <w:r>
         <w:t>추정</w:t>
       </w:r>
+      <w:proofErr w:type="spellEnd"/>
     </w:p>
     <w:tbl>
       <w:tblPr>
@@ -10306,9 +11445,11 @@
             </w:tcBorders>
           </w:tcPr>
           <w:p>
+            <w:proofErr w:type="spellStart"/>
             <w:r>
               <w:t>시점</w:t>
             </w:r>
+            <w:proofErr w:type="spellEnd"/>
           </w:p>
         </w:tc>
         <w:tc>
@@ -10367,9 +11508,11 @@
             <w:pPr>
               <w:jc w:val="center"/>
             </w:pPr>
+            <w:proofErr w:type="spellStart"/>
             <w:r>
               <w:t>UX팀</w:t>
             </w:r>
+            <w:proofErr w:type="spellEnd"/>
           </w:p>
         </w:tc>
         <w:tc>
@@ -10386,9 +11529,11 @@
             <w:pPr>
               <w:jc w:val="center"/>
             </w:pPr>
+            <w:proofErr w:type="spellStart"/>
             <w:r>
               <w:t>에이전시</w:t>
             </w:r>
+            <w:proofErr w:type="spellEnd"/>
           </w:p>
         </w:tc>
         <w:tc>
@@ -10405,9 +11550,11 @@
             <w:pPr>
               <w:jc w:val="center"/>
             </w:pPr>
+            <w:proofErr w:type="spellStart"/>
             <w:r>
               <w:t>합계</w:t>
             </w:r>
+            <w:proofErr w:type="spellEnd"/>
           </w:p>
         </w:tc>
         <w:tc>
@@ -10425,8 +11572,13 @@
               <w:jc w:val="center"/>
             </w:pPr>
             <w:r>
-              <w:t>연 매출</w:t>
-            </w:r>
+              <w:t xml:space="preserve">연 </w:t>
+            </w:r>
+            <w:proofErr w:type="spellStart"/>
+            <w:r>
+              <w:t>매출</w:t>
+            </w:r>
+            <w:proofErr w:type="spellEnd"/>
           </w:p>
         </w:tc>
       </w:tr>
@@ -10557,7 +11709,15 @@
               <w:jc w:val="center"/>
             </w:pPr>
             <w:r>
-              <w:t>$240K(약 3.6억원)</w:t>
+              <w:t>$240</w:t>
+            </w:r>
+            <w:proofErr w:type="gramStart"/>
+            <w:r>
+              <w:t>K(</w:t>
+            </w:r>
+            <w:proofErr w:type="gramEnd"/>
+            <w:r>
+              <w:t>약 3.6억원)</w:t>
             </w:r>
           </w:p>
         </w:tc>
@@ -10689,7 +11849,15 @@
               <w:jc w:val="center"/>
             </w:pPr>
             <w:r>
-              <w:t>$2M(약 29.8억원)</w:t>
+              <w:t>$2</w:t>
+            </w:r>
+            <w:proofErr w:type="gramStart"/>
+            <w:r>
+              <w:t>M(</w:t>
+            </w:r>
+            <w:proofErr w:type="gramEnd"/>
+            <w:r>
+              <w:t>약 29.8억원)</w:t>
             </w:r>
           </w:p>
         </w:tc>
@@ -10821,7 +11989,15 @@
               <w:jc w:val="center"/>
             </w:pPr>
             <w:r>
-              <w:t>$7M(약 104.2억원)</w:t>
+              <w:t>$7</w:t>
+            </w:r>
+            <w:proofErr w:type="gramStart"/>
+            <w:r>
+              <w:t>M(</w:t>
+            </w:r>
+            <w:proofErr w:type="gramEnd"/>
+            <w:r>
+              <w:t>약 104.2억원)</w:t>
             </w:r>
           </w:p>
         </w:tc>
@@ -10953,7 +12129,15 @@
               <w:jc w:val="center"/>
             </w:pPr>
             <w:r>
-              <w:t>$24M(약 357.1억원)</w:t>
+              <w:t>$24</w:t>
+            </w:r>
+            <w:proofErr w:type="gramStart"/>
+            <w:r>
+              <w:t>M(</w:t>
+            </w:r>
+            <w:proofErr w:type="gramEnd"/>
+            <w:r>
+              <w:t>약 357.1억원)</w:t>
             </w:r>
           </w:p>
         </w:tc>
@@ -10967,6 +12151,9 @@
         </w:numPr>
         <w:spacing w:beforeLines="100" w:before="240"/>
         <w:ind w:hanging="482"/>
+        <w:rPr>
+          <w:lang w:eastAsia="ko-KR"/>
+        </w:rPr>
       </w:pPr>
       <w:r>
         <w:rPr>
@@ -10998,7 +12185,7 @@
       <w:pPr>
         <w:spacing w:beforeLines="100" w:before="240"/>
         <w:rPr>
-          <w:rFonts w:hint="eastAsia"/>
+          <w:lang w:eastAsia="ko-KR"/>
         </w:rPr>
       </w:pPr>
     </w:p>
@@ -11061,41 +12248,55 @@
             </w:tcBorders>
           </w:tcPr>
           <w:p>
+            <w:proofErr w:type="spellStart"/>
             <w:r>
               <w:t>분류</w:t>
             </w:r>
-          </w:p>
-        </w:tc>
-        <w:tc>
-          <w:tcPr>
-            <w:tcW w:w="0" w:type="auto"/>
-            <w:tcBorders>
-              <w:top w:val="single" w:sz="8" w:space="0" w:color="000000"/>
-              <w:left w:val="single" w:sz="8" w:space="0" w:color="000000"/>
-              <w:bottom w:val="single" w:sz="8" w:space="0" w:color="000000"/>
-              <w:right w:val="single" w:sz="8" w:space="0" w:color="000000"/>
-            </w:tcBorders>
-          </w:tcPr>
-          <w:p>
+            <w:proofErr w:type="spellEnd"/>
+          </w:p>
+        </w:tc>
+        <w:tc>
+          <w:tcPr>
+            <w:tcW w:w="0" w:type="auto"/>
+            <w:tcBorders>
+              <w:top w:val="single" w:sz="8" w:space="0" w:color="000000"/>
+              <w:left w:val="single" w:sz="8" w:space="0" w:color="000000"/>
+              <w:bottom w:val="single" w:sz="8" w:space="0" w:color="000000"/>
+              <w:right w:val="single" w:sz="8" w:space="0" w:color="000000"/>
+            </w:tcBorders>
+          </w:tcPr>
+          <w:p>
+            <w:proofErr w:type="spellStart"/>
             <w:r>
               <w:t>출처</w:t>
             </w:r>
-          </w:p>
-        </w:tc>
-        <w:tc>
-          <w:tcPr>
-            <w:tcW w:w="0" w:type="auto"/>
-            <w:tcBorders>
-              <w:top w:val="single" w:sz="8" w:space="0" w:color="000000"/>
-              <w:left w:val="single" w:sz="8" w:space="0" w:color="000000"/>
-              <w:bottom w:val="single" w:sz="8" w:space="0" w:color="000000"/>
-              <w:right w:val="single" w:sz="8" w:space="0" w:color="000000"/>
-            </w:tcBorders>
-          </w:tcPr>
-          <w:p>
-            <w:r>
-              <w:t>사용 위치</w:t>
-            </w:r>
+            <w:proofErr w:type="spellEnd"/>
+          </w:p>
+        </w:tc>
+        <w:tc>
+          <w:tcPr>
+            <w:tcW w:w="0" w:type="auto"/>
+            <w:tcBorders>
+              <w:top w:val="single" w:sz="8" w:space="0" w:color="000000"/>
+              <w:left w:val="single" w:sz="8" w:space="0" w:color="000000"/>
+              <w:bottom w:val="single" w:sz="8" w:space="0" w:color="000000"/>
+              <w:right w:val="single" w:sz="8" w:space="0" w:color="000000"/>
+            </w:tcBorders>
+          </w:tcPr>
+          <w:p>
+            <w:proofErr w:type="spellStart"/>
+            <w:r>
+              <w:t>사용</w:t>
+            </w:r>
+            <w:proofErr w:type="spellEnd"/>
+            <w:r>
+              <w:t xml:space="preserve"> </w:t>
+            </w:r>
+            <w:proofErr w:type="spellStart"/>
+            <w:r>
+              <w:t>위치</w:t>
+            </w:r>
+            <w:proofErr w:type="spellEnd"/>
           </w:p>
         </w:tc>
       </w:tr>
@@ -11111,9 +12312,19 @@
             </w:tcBorders>
           </w:tcPr>
           <w:p>
-            <w:r>
-              <w:t>시장 규모</w:t>
-            </w:r>
+            <w:proofErr w:type="spellStart"/>
+            <w:r>
+              <w:t>시장</w:t>
+            </w:r>
+            <w:proofErr w:type="spellEnd"/>
+            <w:r>
+              <w:t xml:space="preserve"> </w:t>
+            </w:r>
+            <w:proofErr w:type="spellStart"/>
+            <w:r>
+              <w:t>규모</w:t>
+            </w:r>
+            <w:proofErr w:type="spellEnd"/>
           </w:p>
         </w:tc>
         <w:tc>
@@ -11161,9 +12372,19 @@
             </w:tcBorders>
           </w:tcPr>
           <w:p>
-            <w:r>
-              <w:t>시장 전환</w:t>
-            </w:r>
+            <w:proofErr w:type="spellStart"/>
+            <w:r>
+              <w:t>시장</w:t>
+            </w:r>
+            <w:proofErr w:type="spellEnd"/>
+            <w:r>
+              <w:t xml:space="preserve"> </w:t>
+            </w:r>
+            <w:proofErr w:type="spellStart"/>
+            <w:r>
+              <w:t>전환</w:t>
+            </w:r>
+            <w:proofErr w:type="spellEnd"/>
           </w:p>
         </w:tc>
         <w:tc>
@@ -11211,24 +12432,42 @@
             </w:tcBorders>
           </w:tcPr>
           <w:p>
-            <w:r>
-              <w:t>투자 동향</w:t>
-            </w:r>
-          </w:p>
-        </w:tc>
-        <w:tc>
-          <w:tcPr>
-            <w:tcW w:w="0" w:type="auto"/>
-            <w:tcBorders>
-              <w:top w:val="single" w:sz="8" w:space="0" w:color="000000"/>
-              <w:left w:val="single" w:sz="8" w:space="0" w:color="000000"/>
-              <w:bottom w:val="single" w:sz="8" w:space="0" w:color="000000"/>
-              <w:right w:val="single" w:sz="8" w:space="0" w:color="000000"/>
-            </w:tcBorders>
-          </w:tcPr>
-          <w:p>
-            <w:r>
-              <w:t>TechCrunch (Aaru, Simile), SiliconANGLE (Blok)</w:t>
+            <w:proofErr w:type="spellStart"/>
+            <w:r>
+              <w:t>투자</w:t>
+            </w:r>
+            <w:proofErr w:type="spellEnd"/>
+            <w:r>
+              <w:t xml:space="preserve"> </w:t>
+            </w:r>
+            <w:proofErr w:type="spellStart"/>
+            <w:r>
+              <w:t>동향</w:t>
+            </w:r>
+            <w:proofErr w:type="spellEnd"/>
+          </w:p>
+        </w:tc>
+        <w:tc>
+          <w:tcPr>
+            <w:tcW w:w="0" w:type="auto"/>
+            <w:tcBorders>
+              <w:top w:val="single" w:sz="8" w:space="0" w:color="000000"/>
+              <w:left w:val="single" w:sz="8" w:space="0" w:color="000000"/>
+              <w:bottom w:val="single" w:sz="8" w:space="0" w:color="000000"/>
+              <w:right w:val="single" w:sz="8" w:space="0" w:color="000000"/>
+            </w:tcBorders>
+          </w:tcPr>
+          <w:p>
+            <w:r>
+              <w:t xml:space="preserve">TechCrunch (Aaru, Simile), </w:t>
+            </w:r>
+            <w:proofErr w:type="spellStart"/>
+            <w:r>
+              <w:t>SiliconANGLE</w:t>
+            </w:r>
+            <w:proofErr w:type="spellEnd"/>
+            <w:r>
+              <w:t xml:space="preserve"> (Blok)</w:t>
             </w:r>
           </w:p>
         </w:tc>
@@ -11262,23 +12501,33 @@
           </w:tcPr>
           <w:p>
             <w:r>
-              <w:t>AI 편향</w:t>
-            </w:r>
-          </w:p>
-        </w:tc>
-        <w:tc>
-          <w:tcPr>
-            <w:tcW w:w="0" w:type="auto"/>
-            <w:tcBorders>
-              <w:top w:val="single" w:sz="8" w:space="0" w:color="000000"/>
-              <w:left w:val="single" w:sz="8" w:space="0" w:color="000000"/>
-              <w:bottom w:val="single" w:sz="8" w:space="0" w:color="000000"/>
-              <w:right w:val="single" w:sz="8" w:space="0" w:color="000000"/>
-            </w:tcBorders>
-          </w:tcPr>
-          <w:p>
-            <w:r>
-              <w:t>TechPolicy.Press (2025), Northeastern Univ. (2025), Anthropic-OpenAI (2025)</w:t>
+              <w:t xml:space="preserve">AI </w:t>
+            </w:r>
+            <w:proofErr w:type="spellStart"/>
+            <w:r>
+              <w:t>편향</w:t>
+            </w:r>
+            <w:proofErr w:type="spellEnd"/>
+          </w:p>
+        </w:tc>
+        <w:tc>
+          <w:tcPr>
+            <w:tcW w:w="0" w:type="auto"/>
+            <w:tcBorders>
+              <w:top w:val="single" w:sz="8" w:space="0" w:color="000000"/>
+              <w:left w:val="single" w:sz="8" w:space="0" w:color="000000"/>
+              <w:bottom w:val="single" w:sz="8" w:space="0" w:color="000000"/>
+              <w:right w:val="single" w:sz="8" w:space="0" w:color="000000"/>
+            </w:tcBorders>
+          </w:tcPr>
+          <w:p>
+            <w:proofErr w:type="spellStart"/>
+            <w:r>
+              <w:t>TechPolicy.Press</w:t>
+            </w:r>
+            <w:proofErr w:type="spellEnd"/>
+            <w:r>
+              <w:t xml:space="preserve"> (2025), Northeastern Univ. (2025), Anthropic-OpenAI (2025)</w:t>
             </w:r>
           </w:p>
         </w:tc>
@@ -11312,8 +12561,13 @@
           </w:tcPr>
           <w:p>
             <w:r>
-              <w:t>UX 리서치</w:t>
-            </w:r>
+              <w:t xml:space="preserve">UX </w:t>
+            </w:r>
+            <w:proofErr w:type="spellStart"/>
+            <w:r>
+              <w:t>리서치</w:t>
+            </w:r>
+            <w:proofErr w:type="spellEnd"/>
           </w:p>
         </w:tc>
         <w:tc>
@@ -11361,24 +12615,42 @@
             </w:tcBorders>
           </w:tcPr>
           <w:p>
-            <w:r>
-              <w:t>학술 논문</w:t>
-            </w:r>
-          </w:p>
-        </w:tc>
-        <w:tc>
-          <w:tcPr>
-            <w:tcW w:w="0" w:type="auto"/>
-            <w:tcBorders>
-              <w:top w:val="single" w:sz="8" w:space="0" w:color="000000"/>
-              <w:left w:val="single" w:sz="8" w:space="0" w:color="000000"/>
-              <w:bottom w:val="single" w:sz="8" w:space="0" w:color="000000"/>
-              <w:right w:val="single" w:sz="8" w:space="0" w:color="000000"/>
-            </w:tcBorders>
-          </w:tcPr>
-          <w:p>
-            <w:r>
-              <w:t>UIST 2023, CHI 2025, NAACL 2025, NeurIPS 2025, TMLR 2024</w:t>
+            <w:proofErr w:type="spellStart"/>
+            <w:r>
+              <w:t>학술</w:t>
+            </w:r>
+            <w:proofErr w:type="spellEnd"/>
+            <w:r>
+              <w:t xml:space="preserve"> </w:t>
+            </w:r>
+            <w:proofErr w:type="spellStart"/>
+            <w:r>
+              <w:t>논문</w:t>
+            </w:r>
+            <w:proofErr w:type="spellEnd"/>
+          </w:p>
+        </w:tc>
+        <w:tc>
+          <w:tcPr>
+            <w:tcW w:w="0" w:type="auto"/>
+            <w:tcBorders>
+              <w:top w:val="single" w:sz="8" w:space="0" w:color="000000"/>
+              <w:left w:val="single" w:sz="8" w:space="0" w:color="000000"/>
+              <w:bottom w:val="single" w:sz="8" w:space="0" w:color="000000"/>
+              <w:right w:val="single" w:sz="8" w:space="0" w:color="000000"/>
+            </w:tcBorders>
+          </w:tcPr>
+          <w:p>
+            <w:r>
+              <w:t xml:space="preserve">UIST 2023, CHI 2025, NAACL 2025, </w:t>
+            </w:r>
+            <w:proofErr w:type="spellStart"/>
+            <w:r>
+              <w:t>NeurIPS</w:t>
+            </w:r>
+            <w:proofErr w:type="spellEnd"/>
+            <w:r>
+              <w:t xml:space="preserve"> 2025, TMLR 2024</w:t>
             </w:r>
           </w:p>
         </w:tc>
@@ -11411,9 +12683,19 @@
             </w:tcBorders>
           </w:tcPr>
           <w:p>
-            <w:r>
-              <w:t>행동 이론</w:t>
-            </w:r>
+            <w:proofErr w:type="spellStart"/>
+            <w:r>
+              <w:t>행동</w:t>
+            </w:r>
+            <w:proofErr w:type="spellEnd"/>
+            <w:r>
+              <w:t xml:space="preserve"> </w:t>
+            </w:r>
+            <w:proofErr w:type="spellStart"/>
+            <w:r>
+              <w:t>이론</w:t>
+            </w:r>
+            <w:proofErr w:type="spellEnd"/>
           </w:p>
         </w:tc>
         <w:tc>
@@ -11461,9 +12743,19 @@
             </w:tcBorders>
           </w:tcPr>
           <w:p>
-            <w:r>
-              <w:t>원가 검증</w:t>
-            </w:r>
+            <w:proofErr w:type="spellStart"/>
+            <w:r>
+              <w:t>원가</w:t>
+            </w:r>
+            <w:proofErr w:type="spellEnd"/>
+            <w:r>
+              <w:t xml:space="preserve"> </w:t>
+            </w:r>
+            <w:proofErr w:type="spellStart"/>
+            <w:r>
+              <w:t>검증</w:t>
+            </w:r>
+            <w:proofErr w:type="spellEnd"/>
           </w:p>
         </w:tc>
         <w:tc>
@@ -11519,9 +12811,19 @@
             </w:tcBorders>
           </w:tcPr>
           <w:p>
-            <w:r>
-              <w:t>경쟁사 가격</w:t>
-            </w:r>
+            <w:proofErr w:type="spellStart"/>
+            <w:r>
+              <w:t>경쟁사</w:t>
+            </w:r>
+            <w:proofErr w:type="spellEnd"/>
+            <w:r>
+              <w:t xml:space="preserve"> </w:t>
+            </w:r>
+            <w:proofErr w:type="spellStart"/>
+            <w:r>
+              <w:t>가격</w:t>
+            </w:r>
+            <w:proofErr w:type="spellEnd"/>
           </w:p>
         </w:tc>
         <w:tc>
@@ -11569,24 +12871,55 @@
             </w:tcBorders>
           </w:tcPr>
           <w:p>
-            <w:r>
-              <w:t>국내 시장</w:t>
-            </w:r>
-          </w:p>
-        </w:tc>
-        <w:tc>
-          <w:tcPr>
-            <w:tcW w:w="0" w:type="auto"/>
-            <w:tcBorders>
-              <w:top w:val="single" w:sz="8" w:space="0" w:color="000000"/>
-              <w:left w:val="single" w:sz="8" w:space="0" w:color="000000"/>
-              <w:bottom w:val="single" w:sz="8" w:space="0" w:color="000000"/>
-              <w:right w:val="single" w:sz="8" w:space="0" w:color="000000"/>
-            </w:tcBorders>
-          </w:tcPr>
-          <w:p>
-            <w:r>
-              <w:t>혁신의숲 (뷰저블), WantStats, Cognitive Market Research</w:t>
+            <w:proofErr w:type="spellStart"/>
+            <w:r>
+              <w:t>국내</w:t>
+            </w:r>
+            <w:proofErr w:type="spellEnd"/>
+            <w:r>
+              <w:t xml:space="preserve"> </w:t>
+            </w:r>
+            <w:proofErr w:type="spellStart"/>
+            <w:r>
+              <w:t>시장</w:t>
+            </w:r>
+            <w:proofErr w:type="spellEnd"/>
+          </w:p>
+        </w:tc>
+        <w:tc>
+          <w:tcPr>
+            <w:tcW w:w="0" w:type="auto"/>
+            <w:tcBorders>
+              <w:top w:val="single" w:sz="8" w:space="0" w:color="000000"/>
+              <w:left w:val="single" w:sz="8" w:space="0" w:color="000000"/>
+              <w:bottom w:val="single" w:sz="8" w:space="0" w:color="000000"/>
+              <w:right w:val="single" w:sz="8" w:space="0" w:color="000000"/>
+            </w:tcBorders>
+          </w:tcPr>
+          <w:p>
+            <w:proofErr w:type="spellStart"/>
+            <w:r>
+              <w:t>혁신의숲</w:t>
+            </w:r>
+            <w:proofErr w:type="spellEnd"/>
+            <w:r>
+              <w:t xml:space="preserve"> (</w:t>
+            </w:r>
+            <w:proofErr w:type="spellStart"/>
+            <w:r>
+              <w:t>뷰저블</w:t>
+            </w:r>
+            <w:proofErr w:type="spellEnd"/>
+            <w:r>
+              <w:t xml:space="preserve">), </w:t>
+            </w:r>
+            <w:proofErr w:type="spellStart"/>
+            <w:r>
+              <w:t>WantStats</w:t>
+            </w:r>
+            <w:proofErr w:type="spellEnd"/>
+            <w:r>
+              <w:t>, Cognitive Market Research</w:t>
             </w:r>
           </w:p>
         </w:tc>
